--- a/Documentation.docx
+++ b/Documentation.docx
@@ -15,6 +15,310 @@
           <w:b/>
           <w:bCs/>
         </w:rPr>
+        <w:t>05_PREPROCESSING</w:t>
+      </w:r>
+    </w:p>
+    <w:p>
+      <w:pPr>
+        <w:pStyle w:val="ListParagraph"/>
+        <w:numPr>
+          <w:ilvl w:val="0"/>
+          <w:numId w:val="4"/>
+        </w:numPr>
+        <w:rPr>
+          <w:i/>
+          <w:iCs/>
+        </w:rPr>
+      </w:pPr>
+      <w:r>
+        <w:rPr>
+          <w:i/>
+          <w:iCs/>
+        </w:rPr>
+        <w:t>00a_fastqc_batch</w:t>
+      </w:r>
+    </w:p>
+    <w:p>
+      <w:pPr>
+        <w:pStyle w:val="ListParagraph"/>
+        <w:numPr>
+          <w:ilvl w:val="0"/>
+          <w:numId w:val="4"/>
+        </w:numPr>
+        <w:rPr>
+          <w:i/>
+          <w:iCs/>
+        </w:rPr>
+      </w:pPr>
+      <w:r>
+        <w:rPr>
+          <w:i/>
+          <w:iCs/>
+        </w:rPr>
+        <w:t>00a_fastqc_batch_14B</w:t>
+      </w:r>
+    </w:p>
+    <w:p>
+      <w:pPr>
+        <w:pStyle w:val="ListParagraph"/>
+        <w:numPr>
+          <w:ilvl w:val="0"/>
+          <w:numId w:val="4"/>
+        </w:numPr>
+        <w:rPr>
+          <w:i/>
+          <w:iCs/>
+        </w:rPr>
+      </w:pPr>
+      <w:r>
+        <w:rPr>
+          <w:i/>
+          <w:iCs/>
+        </w:rPr>
+        <w:t>00a_fastqc_batch_22A</w:t>
+      </w:r>
+    </w:p>
+    <w:p>
+      <w:pPr>
+        <w:pStyle w:val="ListParagraph"/>
+        <w:numPr>
+          <w:ilvl w:val="0"/>
+          <w:numId w:val="4"/>
+        </w:numPr>
+        <w:rPr>
+          <w:i/>
+          <w:iCs/>
+        </w:rPr>
+      </w:pPr>
+      <w:r>
+        <w:rPr>
+          <w:i/>
+          <w:iCs/>
+        </w:rPr>
+        <w:t>00b_fastqc_batch_script</w:t>
+      </w:r>
+    </w:p>
+    <w:p>
+      <w:pPr>
+        <w:pStyle w:val="ListParagraph"/>
+        <w:numPr>
+          <w:ilvl w:val="0"/>
+          <w:numId w:val="4"/>
+        </w:numPr>
+        <w:rPr>
+          <w:i/>
+          <w:iCs/>
+        </w:rPr>
+      </w:pPr>
+      <w:r>
+        <w:rPr>
+          <w:i/>
+          <w:iCs/>
+        </w:rPr>
+        <w:t>00b_fastqc_batch_script_14B</w:t>
+      </w:r>
+    </w:p>
+    <w:p>
+      <w:pPr>
+        <w:pStyle w:val="ListParagraph"/>
+        <w:numPr>
+          <w:ilvl w:val="0"/>
+          <w:numId w:val="4"/>
+        </w:numPr>
+        <w:rPr>
+          <w:i/>
+          <w:iCs/>
+        </w:rPr>
+      </w:pPr>
+      <w:r>
+        <w:rPr>
+          <w:i/>
+          <w:iCs/>
+        </w:rPr>
+        <w:t>00b_fastqc_batch_script_22A</w:t>
+      </w:r>
+    </w:p>
+    <w:p>
+      <w:pPr>
+        <w:pStyle w:val="ListParagraph"/>
+        <w:numPr>
+          <w:ilvl w:val="0"/>
+          <w:numId w:val="4"/>
+        </w:numPr>
+      </w:pPr>
+      <w:r>
+        <w:rPr>
+          <w:b/>
+          <w:bCs/>
+        </w:rPr>
+        <w:t xml:space="preserve">00_InitialQC </w:t>
+      </w:r>
+      <w:r>
+        <w:t xml:space="preserve">– </w:t>
+      </w:r>
+      <w:r>
+        <w:t>multi</w:t>
+      </w:r>
+      <w:r>
+        <w:t>qc output from the raw files</w:t>
+      </w:r>
+    </w:p>
+    <w:p>
+      <w:pPr>
+        <w:pStyle w:val="ListParagraph"/>
+        <w:numPr>
+          <w:ilvl w:val="0"/>
+          <w:numId w:val="4"/>
+        </w:numPr>
+      </w:pPr>
+      <w:r>
+        <w:rPr>
+          <w:i/>
+          <w:iCs/>
+        </w:rPr>
+        <w:t>01a_batch_combine_script</w:t>
+      </w:r>
+    </w:p>
+    <w:p>
+      <w:pPr>
+        <w:pStyle w:val="ListParagraph"/>
+        <w:numPr>
+          <w:ilvl w:val="0"/>
+          <w:numId w:val="4"/>
+        </w:numPr>
+        <w:rPr>
+          <w:i/>
+          <w:iCs/>
+        </w:rPr>
+      </w:pPr>
+      <w:r>
+        <w:rPr>
+          <w:i/>
+          <w:iCs/>
+        </w:rPr>
+        <w:t>0</w:t>
+      </w:r>
+      <w:r>
+        <w:rPr>
+          <w:i/>
+          <w:iCs/>
+        </w:rPr>
+        <w:t>2</w:t>
+      </w:r>
+      <w:r>
+        <w:rPr>
+          <w:i/>
+          <w:iCs/>
+        </w:rPr>
+        <w:t>a_trimming_fastp_data</w:t>
+      </w:r>
+      <w:r>
+        <w:rPr>
+          <w:i/>
+          <w:iCs/>
+        </w:rPr>
+        <w:t xml:space="preserve"> </w:t>
+      </w:r>
+      <w:r>
+        <w:t>– script to write individual scripts for each sample</w:t>
+      </w:r>
+    </w:p>
+    <w:p>
+      <w:pPr>
+        <w:pStyle w:val="ListParagraph"/>
+        <w:numPr>
+          <w:ilvl w:val="0"/>
+          <w:numId w:val="4"/>
+        </w:numPr>
+        <w:rPr>
+          <w:i/>
+          <w:iCs/>
+        </w:rPr>
+      </w:pPr>
+      <w:r>
+        <w:rPr>
+          <w:i/>
+          <w:iCs/>
+        </w:rPr>
+        <w:t>0</w:t>
+      </w:r>
+      <w:r>
+        <w:rPr>
+          <w:i/>
+          <w:iCs/>
+        </w:rPr>
+        <w:t>2</w:t>
+      </w:r>
+      <w:r>
+        <w:rPr>
+          <w:i/>
+          <w:iCs/>
+        </w:rPr>
+        <w:t>b_master_trim_script</w:t>
+      </w:r>
+      <w:r>
+        <w:rPr>
+          <w:i/>
+          <w:iCs/>
+        </w:rPr>
+        <w:t xml:space="preserve"> </w:t>
+      </w:r>
+      <w:r>
+        <w:t>– script to run script for trimming each sample</w:t>
+      </w:r>
+    </w:p>
+    <w:p>
+      <w:pPr>
+        <w:pStyle w:val="ListParagraph"/>
+        <w:numPr>
+          <w:ilvl w:val="0"/>
+          <w:numId w:val="4"/>
+        </w:numPr>
+      </w:pPr>
+      <w:r>
+        <w:rPr>
+          <w:b/>
+          <w:bCs/>
+        </w:rPr>
+        <w:t>0</w:t>
+      </w:r>
+      <w:r>
+        <w:rPr>
+          <w:b/>
+          <w:bCs/>
+        </w:rPr>
+        <w:t>3</w:t>
+      </w:r>
+      <w:r>
+        <w:rPr>
+          <w:b/>
+          <w:bCs/>
+        </w:rPr>
+        <w:t xml:space="preserve">_PostTrimQC </w:t>
+      </w:r>
+      <w:r>
+        <w:t>–</w:t>
+      </w:r>
+      <w:r>
+        <w:t xml:space="preserve"> </w:t>
+      </w:r>
+      <w:r>
+        <w:t>multiqc output for combined reads from samples after trimming</w:t>
+      </w:r>
+    </w:p>
+    <w:p>
+      <w:pPr>
+        <w:pStyle w:val="Heading1"/>
+        <w:rPr>
+          <w:b/>
+          <w:bCs/>
+        </w:rPr>
+      </w:pPr>
+      <w:r>
+        <w:rPr>
+          <w:b/>
+          <w:bCs/>
+        </w:rPr>
         <w:t>10_ToMongolica</w:t>
       </w:r>
     </w:p>
@@ -503,35 +807,7 @@
           <w:i/>
           <w:iCs/>
         </w:rPr>
-        <w:t>07</w:t>
-      </w:r>
-      <w:r>
-        <w:rPr>
-          <w:i/>
-          <w:iCs/>
-        </w:rPr>
-        <w:t>b</w:t>
-      </w:r>
-      <w:r>
-        <w:rPr>
-          <w:i/>
-          <w:iCs/>
-        </w:rPr>
-        <w:t>_STRprocessing</w:t>
-      </w:r>
-      <w:r>
-        <w:rPr>
-          <w:i/>
-          <w:iCs/>
-        </w:rPr>
-        <w:t>3</w:t>
-      </w:r>
-      <w:r>
-        <w:rPr>
-          <w:i/>
-          <w:iCs/>
-        </w:rPr>
-        <w:t xml:space="preserve"> </w:t>
+        <w:t xml:space="preserve">07b_STRprocessing3 </w:t>
       </w:r>
       <w:r>
         <w:t>--- script for evaluating bootstraps to determine hybrids vs. pure individuals</w:t>
@@ -569,27 +845,10 @@
           <w:i/>
           <w:iCs/>
         </w:rPr>
-        <w:t>s8_hyb_wide_v</w:t>
-      </w:r>
-      <w:r>
-        <w:rPr>
-          <w:i/>
-          <w:iCs/>
-        </w:rPr>
-        <w:t>3</w:t>
-      </w:r>
-      <w:r>
-        <w:rPr>
-          <w:i/>
-          <w:iCs/>
-        </w:rPr>
-        <w:t xml:space="preserve"> </w:t>
-      </w:r>
-      <w:r>
-        <w:t xml:space="preserve">--- data set summaries version </w:t>
-      </w:r>
-      <w:r>
-        <w:t>3</w:t>
+        <w:t xml:space="preserve">s8_hyb_wide_v3 </w:t>
+      </w:r>
+      <w:r>
+        <w:t>--- data set summaries version 3</w:t>
       </w:r>
     </w:p>
     <w:p>
@@ -637,12 +896,17 @@
           <w:ilvl w:val="2"/>
           <w:numId w:val="1"/>
         </w:numPr>
-      </w:pPr>
-      <w:r>
-        <w:rPr>
-          <w:i/>
-          <w:iCs/>
-        </w:rPr>
+        <w:rPr>
+          <w:highlight w:val="yellow"/>
+        </w:rPr>
+      </w:pPr>
+      <w:r>
+        <w:rPr>
+          <w:i/>
+          <w:iCs/>
+          <w:highlight w:val="yellow"/>
+        </w:rPr>
+        <w:lastRenderedPageBreak/>
         <w:t>02_XXXXX</w:t>
       </w:r>
     </w:p>
@@ -836,8 +1100,16 @@
         <w:rPr>
           <w:i/>
           <w:iCs/>
-        </w:rPr>
-        <w:t xml:space="preserve">01XXXXX </w:t>
+          <w:highlight w:val="yellow"/>
+        </w:rPr>
+        <w:t>01XXXXX</w:t>
+      </w:r>
+      <w:r>
+        <w:rPr>
+          <w:i/>
+          <w:iCs/>
+        </w:rPr>
+        <w:t xml:space="preserve"> </w:t>
       </w:r>
       <w:r>
         <w:t>--- Script to take vcf and populations and calculate Dstats</w:t>
@@ -853,16 +1125,28 @@
         <w:rPr>
           <w:i/>
           <w:iCs/>
-        </w:rPr>
-      </w:pPr>
-      <w:r>
-        <w:rPr>
-          <w:b/>
-          <w:bCs/>
-        </w:rPr>
-        <w:t xml:space="preserve">01b_DsuiteMongInput </w:t>
-      </w:r>
-      <w:r>
+          <w:highlight w:val="yellow"/>
+        </w:rPr>
+      </w:pPr>
+      <w:r>
+        <w:rPr>
+          <w:b/>
+          <w:bCs/>
+        </w:rPr>
+        <w:t>0</w:t>
+      </w:r>
+      <w:r>
+        <w:rPr>
+          <w:b/>
+          <w:bCs/>
+          <w:highlight w:val="yellow"/>
+        </w:rPr>
+        <w:t xml:space="preserve">1b_DsuiteMongInput </w:t>
+      </w:r>
+      <w:r>
+        <w:rPr>
+          <w:highlight w:val="yellow"/>
+        </w:rPr>
         <w:t>--- all the input files other than the vcf</w:t>
       </w:r>
     </w:p>
@@ -952,6 +1236,1450 @@
         </w:rPr>
         <w:t>oMacrocarpa</w:t>
       </w:r>
+    </w:p>
+    <w:p>
+      <w:pPr>
+        <w:pStyle w:val="ListParagraph"/>
+        <w:numPr>
+          <w:ilvl w:val="0"/>
+          <w:numId w:val="2"/>
+        </w:numPr>
+      </w:pPr>
+      <w:r>
+        <w:rPr>
+          <w:b/>
+          <w:bCs/>
+        </w:rPr>
+        <w:t>01_VCF</w:t>
+      </w:r>
+    </w:p>
+    <w:p>
+      <w:pPr>
+        <w:pStyle w:val="ListParagraph"/>
+        <w:numPr>
+          <w:ilvl w:val="1"/>
+          <w:numId w:val="2"/>
+        </w:numPr>
+      </w:pPr>
+      <w:r>
+        <w:rPr>
+          <w:i/>
+          <w:iCs/>
+        </w:rPr>
+        <w:t>01a_trimming-fastp_data</w:t>
+      </w:r>
+    </w:p>
+    <w:p>
+      <w:pPr>
+        <w:pStyle w:val="ListParagraph"/>
+        <w:numPr>
+          <w:ilvl w:val="1"/>
+          <w:numId w:val="2"/>
+        </w:numPr>
+      </w:pPr>
+      <w:r>
+        <w:rPr>
+          <w:i/>
+          <w:iCs/>
+        </w:rPr>
+        <w:t>01b_master_trim_script</w:t>
+      </w:r>
+    </w:p>
+    <w:p>
+      <w:pPr>
+        <w:pStyle w:val="ListParagraph"/>
+        <w:numPr>
+          <w:ilvl w:val="1"/>
+          <w:numId w:val="2"/>
+        </w:numPr>
+      </w:pPr>
+      <w:r>
+        <w:rPr>
+          <w:i/>
+          <w:iCs/>
+        </w:rPr>
+        <w:t>212a_mapping_mac</w:t>
+      </w:r>
+    </w:p>
+    <w:p>
+      <w:pPr>
+        <w:pStyle w:val="ListParagraph"/>
+        <w:numPr>
+          <w:ilvl w:val="1"/>
+          <w:numId w:val="2"/>
+        </w:numPr>
+      </w:pPr>
+      <w:r>
+        <w:rPr>
+          <w:i/>
+          <w:iCs/>
+        </w:rPr>
+        <w:t>212b_master_map_script</w:t>
+      </w:r>
+    </w:p>
+    <w:p>
+      <w:pPr>
+        <w:pStyle w:val="ListParagraph"/>
+        <w:numPr>
+          <w:ilvl w:val="1"/>
+          <w:numId w:val="2"/>
+        </w:numPr>
+        <w:rPr>
+          <w:highlight w:val="yellow"/>
+        </w:rPr>
+      </w:pPr>
+      <w:r>
+        <w:rPr>
+          <w:i/>
+          <w:iCs/>
+          <w:highlight w:val="yellow"/>
+        </w:rPr>
+        <w:t>XXXX</w:t>
+      </w:r>
+    </w:p>
+    <w:p>
+      <w:pPr>
+        <w:pStyle w:val="ListParagraph"/>
+        <w:numPr>
+          <w:ilvl w:val="0"/>
+          <w:numId w:val="2"/>
+        </w:numPr>
+      </w:pPr>
+      <w:r>
+        <w:rPr>
+          <w:b/>
+          <w:bCs/>
+        </w:rPr>
+        <w:t>03_Phylogeny</w:t>
+      </w:r>
+    </w:p>
+    <w:p>
+      <w:pPr>
+        <w:pStyle w:val="ListParagraph"/>
+        <w:numPr>
+          <w:ilvl w:val="1"/>
+          <w:numId w:val="2"/>
+        </w:numPr>
+        <w:rPr>
+          <w:i/>
+          <w:iCs/>
+        </w:rPr>
+      </w:pPr>
+      <w:r>
+        <w:rPr>
+          <w:i/>
+          <w:iCs/>
+        </w:rPr>
+        <w:t>231a_ExtractingAllRegionsForPhylo.Rmd</w:t>
+      </w:r>
+      <w:r>
+        <w:rPr>
+          <w:i/>
+          <w:iCs/>
+        </w:rPr>
+        <w:t xml:space="preserve"> </w:t>
+      </w:r>
+    </w:p>
+    <w:p>
+      <w:pPr>
+        <w:pStyle w:val="ListParagraph"/>
+        <w:numPr>
+          <w:ilvl w:val="1"/>
+          <w:numId w:val="2"/>
+        </w:numPr>
+        <w:rPr>
+          <w:i/>
+          <w:iCs/>
+        </w:rPr>
+      </w:pPr>
+      <w:r>
+        <w:rPr>
+          <w:i/>
+          <w:iCs/>
+        </w:rPr>
+        <w:t>232a_master_phy_script.sh</w:t>
+      </w:r>
+    </w:p>
+    <w:p>
+      <w:pPr>
+        <w:pStyle w:val="ListParagraph"/>
+        <w:numPr>
+          <w:ilvl w:val="1"/>
+          <w:numId w:val="2"/>
+        </w:numPr>
+        <w:rPr>
+          <w:i/>
+          <w:iCs/>
+        </w:rPr>
+      </w:pPr>
+      <w:r>
+        <w:rPr>
+          <w:i/>
+          <w:iCs/>
+        </w:rPr>
+        <w:t>mac_csome_dims.xlsx</w:t>
+      </w:r>
+    </w:p>
+    <w:p>
+      <w:pPr>
+        <w:pStyle w:val="ListParagraph"/>
+        <w:numPr>
+          <w:ilvl w:val="1"/>
+          <w:numId w:val="2"/>
+        </w:numPr>
+        <w:rPr>
+          <w:i/>
+          <w:iCs/>
+          <w:highlight w:val="yellow"/>
+        </w:rPr>
+      </w:pPr>
+      <w:r>
+        <w:rPr>
+          <w:i/>
+          <w:iCs/>
+          <w:highlight w:val="yellow"/>
+        </w:rPr>
+        <w:t>XXXX PHYLOs</w:t>
+      </w:r>
+    </w:p>
+    <w:p>
+      <w:pPr>
+        <w:pStyle w:val="ListParagraph"/>
+        <w:numPr>
+          <w:ilvl w:val="0"/>
+          <w:numId w:val="2"/>
+        </w:numPr>
+      </w:pPr>
+      <w:r>
+        <w:rPr>
+          <w:b/>
+          <w:bCs/>
+        </w:rPr>
+        <w:t>04_Dsuite</w:t>
+      </w:r>
+    </w:p>
+    <w:p>
+      <w:pPr>
+        <w:pStyle w:val="ListParagraph"/>
+        <w:numPr>
+          <w:ilvl w:val="1"/>
+          <w:numId w:val="2"/>
+        </w:numPr>
+        <w:rPr>
+          <w:i/>
+          <w:iCs/>
+          <w:highlight w:val="yellow"/>
+        </w:rPr>
+      </w:pPr>
+      <w:r>
+        <w:rPr>
+          <w:i/>
+          <w:iCs/>
+          <w:highlight w:val="yellow"/>
+        </w:rPr>
+        <w:t xml:space="preserve">141a_dstat_script </w:t>
+      </w:r>
+      <w:r>
+        <w:rPr>
+          <w:highlight w:val="yellow"/>
+        </w:rPr>
+        <w:t xml:space="preserve">--- </w:t>
+      </w:r>
+    </w:p>
+    <w:p>
+      <w:pPr>
+        <w:pStyle w:val="ListParagraph"/>
+        <w:numPr>
+          <w:ilvl w:val="1"/>
+          <w:numId w:val="2"/>
+        </w:numPr>
+        <w:rPr>
+          <w:i/>
+          <w:iCs/>
+          <w:highlight w:val="yellow"/>
+        </w:rPr>
+      </w:pPr>
+      <w:r>
+        <w:rPr>
+          <w:i/>
+          <w:iCs/>
+          <w:highlight w:val="yellow"/>
+        </w:rPr>
+        <w:t xml:space="preserve">242a_viz_Dsuite_Map_MAC </w:t>
+      </w:r>
+      <w:r>
+        <w:rPr>
+          <w:highlight w:val="yellow"/>
+        </w:rPr>
+        <w:t>---</w:t>
+      </w:r>
+    </w:p>
+    <w:p>
+      <w:pPr>
+        <w:pStyle w:val="ListParagraph"/>
+        <w:numPr>
+          <w:ilvl w:val="1"/>
+          <w:numId w:val="2"/>
+        </w:numPr>
+        <w:rPr>
+          <w:i/>
+          <w:iCs/>
+          <w:highlight w:val="yellow"/>
+        </w:rPr>
+      </w:pPr>
+      <w:r>
+        <w:rPr>
+          <w:i/>
+          <w:iCs/>
+          <w:highlight w:val="yellow"/>
+        </w:rPr>
+        <w:t xml:space="preserve">242b_viz_Dsuite_Map_MAC_100 </w:t>
+      </w:r>
+      <w:r>
+        <w:rPr>
+          <w:highlight w:val="yellow"/>
+        </w:rPr>
+        <w:t>---</w:t>
+      </w:r>
+    </w:p>
+    <w:p>
+      <w:pPr>
+        <w:pStyle w:val="ListParagraph"/>
+        <w:numPr>
+          <w:ilvl w:val="1"/>
+          <w:numId w:val="2"/>
+        </w:numPr>
+        <w:rPr>
+          <w:i/>
+          <w:iCs/>
+        </w:rPr>
+      </w:pPr>
+      <w:r>
+        <w:rPr>
+          <w:i/>
+          <w:iCs/>
+        </w:rPr>
+        <w:t xml:space="preserve">SetsGR_mac2.tsv </w:t>
+      </w:r>
+      <w:r>
+        <w:t>--- input Sets file for Dstats</w:t>
+      </w:r>
+    </w:p>
+    <w:p>
+      <w:pPr>
+        <w:pStyle w:val="ListParagraph"/>
+        <w:numPr>
+          <w:ilvl w:val="1"/>
+          <w:numId w:val="2"/>
+        </w:numPr>
+        <w:rPr>
+          <w:i/>
+          <w:iCs/>
+        </w:rPr>
+      </w:pPr>
+      <w:r>
+        <w:rPr>
+          <w:i/>
+          <w:iCs/>
+        </w:rPr>
+        <w:t xml:space="preserve">trios_alb.txt </w:t>
+      </w:r>
+      <w:r>
+        <w:t>--- input trios file for Dstats</w:t>
+      </w:r>
+    </w:p>
+    <w:p>
+      <w:pPr>
+        <w:pStyle w:val="ListParagraph"/>
+        <w:numPr>
+          <w:ilvl w:val="1"/>
+          <w:numId w:val="2"/>
+        </w:numPr>
+        <w:rPr>
+          <w:i/>
+          <w:iCs/>
+        </w:rPr>
+      </w:pPr>
+      <w:r>
+        <w:rPr>
+          <w:i/>
+          <w:iCs/>
+        </w:rPr>
+        <w:t xml:space="preserve">trios_lob.txt </w:t>
+      </w:r>
+      <w:r>
+        <w:t>--- input trios file for Dstats</w:t>
+      </w:r>
+    </w:p>
+    <w:p>
+      <w:pPr>
+        <w:pStyle w:val="ListParagraph"/>
+        <w:numPr>
+          <w:ilvl w:val="1"/>
+          <w:numId w:val="2"/>
+        </w:numPr>
+        <w:rPr>
+          <w:i/>
+          <w:iCs/>
+        </w:rPr>
+      </w:pPr>
+      <w:r>
+        <w:rPr>
+          <w:i/>
+          <w:iCs/>
+        </w:rPr>
+        <w:t xml:space="preserve">trios_lyr.txt </w:t>
+      </w:r>
+      <w:r>
+        <w:t>--- input trios file for Dstats</w:t>
+      </w:r>
+    </w:p>
+    <w:p>
+      <w:pPr>
+        <w:pStyle w:val="ListParagraph"/>
+        <w:numPr>
+          <w:ilvl w:val="1"/>
+          <w:numId w:val="2"/>
+        </w:numPr>
+        <w:rPr>
+          <w:i/>
+          <w:iCs/>
+        </w:rPr>
+      </w:pPr>
+      <w:r>
+        <w:rPr>
+          <w:i/>
+          <w:iCs/>
+        </w:rPr>
+        <w:t xml:space="preserve">trios_mue.txt </w:t>
+      </w:r>
+      <w:r>
+        <w:t>--- input trios file for Dstats</w:t>
+      </w:r>
+    </w:p>
+    <w:p>
+      <w:pPr>
+        <w:pStyle w:val="ListParagraph"/>
+        <w:numPr>
+          <w:ilvl w:val="1"/>
+          <w:numId w:val="2"/>
+        </w:numPr>
+        <w:rPr>
+          <w:i/>
+          <w:iCs/>
+        </w:rPr>
+      </w:pPr>
+      <w:r>
+        <w:rPr>
+          <w:i/>
+          <w:iCs/>
+        </w:rPr>
+        <w:t xml:space="preserve">trios_ste.txt </w:t>
+      </w:r>
+      <w:r>
+        <w:t>--- input trios file for Dstats</w:t>
+      </w:r>
+    </w:p>
+    <w:p>
+      <w:pPr>
+        <w:pStyle w:val="ListParagraph"/>
+        <w:numPr>
+          <w:ilvl w:val="1"/>
+          <w:numId w:val="2"/>
+        </w:numPr>
+      </w:pPr>
+      <w:r>
+        <w:rPr>
+          <w:b/>
+          <w:bCs/>
+        </w:rPr>
+        <w:t>243_2000_Dsuite_MAC</w:t>
+      </w:r>
+    </w:p>
+    <w:p>
+      <w:pPr>
+        <w:pStyle w:val="ListParagraph"/>
+        <w:numPr>
+          <w:ilvl w:val="1"/>
+          <w:numId w:val="2"/>
+        </w:numPr>
+      </w:pPr>
+      <w:r>
+        <w:rPr>
+          <w:b/>
+          <w:bCs/>
+        </w:rPr>
+        <w:t>244_100_Dsuite_MAC</w:t>
+      </w:r>
+    </w:p>
+    <w:p>
+      <w:pPr>
+        <w:pStyle w:val="ListParagraph"/>
+        <w:numPr>
+          <w:ilvl w:val="1"/>
+          <w:numId w:val="2"/>
+        </w:numPr>
+        <w:rPr>
+          <w:i/>
+          <w:iCs/>
+        </w:rPr>
+      </w:pPr>
+      <w:r>
+        <w:rPr>
+          <w:b/>
+          <w:bCs/>
+        </w:rPr>
+        <w:t>245_outputs</w:t>
+      </w:r>
+    </w:p>
+    <w:p>
+      <w:pPr>
+        <w:pStyle w:val="ListParagraph"/>
+        <w:numPr>
+          <w:ilvl w:val="2"/>
+          <w:numId w:val="2"/>
+        </w:numPr>
+        <w:rPr>
+          <w:i/>
+          <w:iCs/>
+        </w:rPr>
+      </w:pPr>
+      <w:r>
+        <w:rPr>
+          <w:b/>
+          <w:bCs/>
+        </w:rPr>
+        <w:lastRenderedPageBreak/>
+        <w:t>DMap_Figs_2000</w:t>
+      </w:r>
+    </w:p>
+    <w:p>
+      <w:pPr>
+        <w:pStyle w:val="ListParagraph"/>
+        <w:numPr>
+          <w:ilvl w:val="2"/>
+          <w:numId w:val="2"/>
+        </w:numPr>
+        <w:rPr>
+          <w:i/>
+          <w:iCs/>
+        </w:rPr>
+      </w:pPr>
+      <w:r>
+        <w:rPr>
+          <w:i/>
+          <w:iCs/>
+        </w:rPr>
+        <w:t>Dall_mac_100</w:t>
+      </w:r>
+    </w:p>
+    <w:p>
+      <w:pPr>
+        <w:pStyle w:val="ListParagraph"/>
+        <w:numPr>
+          <w:ilvl w:val="2"/>
+          <w:numId w:val="2"/>
+        </w:numPr>
+        <w:rPr>
+          <w:i/>
+          <w:iCs/>
+        </w:rPr>
+      </w:pPr>
+      <w:r>
+        <w:rPr>
+          <w:i/>
+          <w:iCs/>
+        </w:rPr>
+        <w:t>Dall_mac_2000</w:t>
+      </w:r>
+    </w:p>
+    <w:p>
+      <w:pPr>
+        <w:pStyle w:val="ListParagraph"/>
+        <w:numPr>
+          <w:ilvl w:val="0"/>
+          <w:numId w:val="2"/>
+        </w:numPr>
+      </w:pPr>
+      <w:r>
+        <w:rPr>
+          <w:b/>
+          <w:bCs/>
+        </w:rPr>
+        <w:t>05_GEA</w:t>
+      </w:r>
+    </w:p>
+    <w:p>
+      <w:pPr>
+        <w:pStyle w:val="ListParagraph"/>
+        <w:numPr>
+          <w:ilvl w:val="1"/>
+          <w:numId w:val="2"/>
+        </w:numPr>
+      </w:pPr>
+      <w:r>
+        <w:rPr>
+          <w:i/>
+          <w:iCs/>
+        </w:rPr>
+        <w:t>251a_gea_shell_script</w:t>
+      </w:r>
+    </w:p>
+    <w:p>
+      <w:pPr>
+        <w:pStyle w:val="ListParagraph"/>
+        <w:numPr>
+          <w:ilvl w:val="1"/>
+          <w:numId w:val="2"/>
+        </w:numPr>
+        <w:rPr>
+          <w:i/>
+          <w:iCs/>
+        </w:rPr>
+      </w:pPr>
+      <w:r>
+        <w:rPr>
+          <w:i/>
+          <w:iCs/>
+        </w:rPr>
+        <w:t>BioClim6vars</w:t>
+      </w:r>
+    </w:p>
+    <w:p>
+      <w:pPr>
+        <w:pStyle w:val="ListParagraph"/>
+        <w:numPr>
+          <w:ilvl w:val="1"/>
+          <w:numId w:val="2"/>
+        </w:numPr>
+        <w:rPr>
+          <w:i/>
+          <w:iCs/>
+        </w:rPr>
+      </w:pPr>
+      <w:r>
+        <w:rPr>
+          <w:i/>
+          <w:iCs/>
+        </w:rPr>
+        <w:t>EnvironmentExtraction.R</w:t>
+      </w:r>
+    </w:p>
+    <w:p>
+      <w:pPr>
+        <w:pStyle w:val="ListParagraph"/>
+        <w:numPr>
+          <w:ilvl w:val="1"/>
+          <w:numId w:val="2"/>
+        </w:numPr>
+        <w:rPr>
+          <w:i/>
+          <w:iCs/>
+        </w:rPr>
+      </w:pPr>
+      <w:r>
+        <w:rPr>
+          <w:i/>
+          <w:iCs/>
+        </w:rPr>
+        <w:t>gea_C1.R</w:t>
+      </w:r>
+    </w:p>
+    <w:p>
+      <w:pPr>
+        <w:pStyle w:val="ListParagraph"/>
+        <w:numPr>
+          <w:ilvl w:val="1"/>
+          <w:numId w:val="2"/>
+        </w:numPr>
+        <w:rPr>
+          <w:i/>
+          <w:iCs/>
+        </w:rPr>
+      </w:pPr>
+      <w:r>
+        <w:rPr>
+          <w:i/>
+          <w:iCs/>
+        </w:rPr>
+        <w:t>gea_C2.R</w:t>
+      </w:r>
+    </w:p>
+    <w:p>
+      <w:pPr>
+        <w:pStyle w:val="ListParagraph"/>
+        <w:numPr>
+          <w:ilvl w:val="1"/>
+          <w:numId w:val="2"/>
+        </w:numPr>
+        <w:rPr>
+          <w:i/>
+          <w:iCs/>
+        </w:rPr>
+      </w:pPr>
+      <w:r>
+        <w:rPr>
+          <w:i/>
+          <w:iCs/>
+        </w:rPr>
+        <w:t>gea_C3.R</w:t>
+      </w:r>
+    </w:p>
+    <w:p>
+      <w:pPr>
+        <w:pStyle w:val="ListParagraph"/>
+        <w:numPr>
+          <w:ilvl w:val="1"/>
+          <w:numId w:val="2"/>
+        </w:numPr>
+        <w:rPr>
+          <w:i/>
+          <w:iCs/>
+        </w:rPr>
+      </w:pPr>
+      <w:r>
+        <w:rPr>
+          <w:i/>
+          <w:iCs/>
+        </w:rPr>
+        <w:t>gea_C4.R</w:t>
+      </w:r>
+    </w:p>
+    <w:p>
+      <w:pPr>
+        <w:pStyle w:val="ListParagraph"/>
+        <w:numPr>
+          <w:ilvl w:val="1"/>
+          <w:numId w:val="2"/>
+        </w:numPr>
+        <w:rPr>
+          <w:i/>
+          <w:iCs/>
+        </w:rPr>
+      </w:pPr>
+      <w:r>
+        <w:rPr>
+          <w:i/>
+          <w:iCs/>
+        </w:rPr>
+        <w:t>gea_C5.R</w:t>
+      </w:r>
+      <w:r>
+        <w:rPr>
+          <w:i/>
+          <w:iCs/>
+        </w:rPr>
+        <w:t xml:space="preserve"> </w:t>
+      </w:r>
+    </w:p>
+    <w:p>
+      <w:pPr>
+        <w:pStyle w:val="ListParagraph"/>
+        <w:numPr>
+          <w:ilvl w:val="1"/>
+          <w:numId w:val="2"/>
+        </w:numPr>
+        <w:rPr>
+          <w:i/>
+          <w:iCs/>
+        </w:rPr>
+      </w:pPr>
+      <w:r>
+        <w:rPr>
+          <w:i/>
+          <w:iCs/>
+        </w:rPr>
+        <w:t>gea_C</w:t>
+      </w:r>
+      <w:r>
+        <w:rPr>
+          <w:i/>
+          <w:iCs/>
+        </w:rPr>
+        <w:t>6</w:t>
+      </w:r>
+      <w:r>
+        <w:rPr>
+          <w:i/>
+          <w:iCs/>
+        </w:rPr>
+        <w:t>.R</w:t>
+      </w:r>
+    </w:p>
+    <w:p>
+      <w:pPr>
+        <w:pStyle w:val="ListParagraph"/>
+        <w:numPr>
+          <w:ilvl w:val="1"/>
+          <w:numId w:val="2"/>
+        </w:numPr>
+        <w:rPr>
+          <w:i/>
+          <w:iCs/>
+        </w:rPr>
+      </w:pPr>
+      <w:r>
+        <w:rPr>
+          <w:i/>
+          <w:iCs/>
+        </w:rPr>
+        <w:t>gea_C</w:t>
+      </w:r>
+      <w:r>
+        <w:rPr>
+          <w:i/>
+          <w:iCs/>
+        </w:rPr>
+        <w:t>7</w:t>
+      </w:r>
+      <w:r>
+        <w:rPr>
+          <w:i/>
+          <w:iCs/>
+        </w:rPr>
+        <w:t>.R</w:t>
+      </w:r>
+    </w:p>
+    <w:p>
+      <w:pPr>
+        <w:pStyle w:val="ListParagraph"/>
+        <w:numPr>
+          <w:ilvl w:val="1"/>
+          <w:numId w:val="2"/>
+        </w:numPr>
+        <w:rPr>
+          <w:i/>
+          <w:iCs/>
+        </w:rPr>
+      </w:pPr>
+      <w:r>
+        <w:rPr>
+          <w:i/>
+          <w:iCs/>
+        </w:rPr>
+        <w:t>gea_C</w:t>
+      </w:r>
+      <w:r>
+        <w:rPr>
+          <w:i/>
+          <w:iCs/>
+        </w:rPr>
+        <w:t>8</w:t>
+      </w:r>
+      <w:r>
+        <w:rPr>
+          <w:i/>
+          <w:iCs/>
+        </w:rPr>
+        <w:t>.R</w:t>
+      </w:r>
+    </w:p>
+    <w:p>
+      <w:pPr>
+        <w:pStyle w:val="ListParagraph"/>
+        <w:numPr>
+          <w:ilvl w:val="1"/>
+          <w:numId w:val="2"/>
+        </w:numPr>
+        <w:rPr>
+          <w:i/>
+          <w:iCs/>
+        </w:rPr>
+      </w:pPr>
+      <w:r>
+        <w:rPr>
+          <w:i/>
+          <w:iCs/>
+        </w:rPr>
+        <w:t>gea_C</w:t>
+      </w:r>
+      <w:r>
+        <w:rPr>
+          <w:i/>
+          <w:iCs/>
+        </w:rPr>
+        <w:t>9</w:t>
+      </w:r>
+      <w:r>
+        <w:rPr>
+          <w:i/>
+          <w:iCs/>
+        </w:rPr>
+        <w:t>.R</w:t>
+      </w:r>
+    </w:p>
+    <w:p>
+      <w:pPr>
+        <w:pStyle w:val="ListParagraph"/>
+        <w:numPr>
+          <w:ilvl w:val="1"/>
+          <w:numId w:val="2"/>
+        </w:numPr>
+        <w:rPr>
+          <w:i/>
+          <w:iCs/>
+        </w:rPr>
+      </w:pPr>
+      <w:r>
+        <w:rPr>
+          <w:i/>
+          <w:iCs/>
+        </w:rPr>
+        <w:t>gea_C</w:t>
+      </w:r>
+      <w:r>
+        <w:rPr>
+          <w:i/>
+          <w:iCs/>
+        </w:rPr>
+        <w:t>10</w:t>
+      </w:r>
+      <w:r>
+        <w:rPr>
+          <w:i/>
+          <w:iCs/>
+        </w:rPr>
+        <w:t>.R</w:t>
+      </w:r>
+    </w:p>
+    <w:p>
+      <w:pPr>
+        <w:pStyle w:val="ListParagraph"/>
+        <w:numPr>
+          <w:ilvl w:val="1"/>
+          <w:numId w:val="2"/>
+        </w:numPr>
+        <w:rPr>
+          <w:i/>
+          <w:iCs/>
+        </w:rPr>
+      </w:pPr>
+      <w:r>
+        <w:rPr>
+          <w:i/>
+          <w:iCs/>
+        </w:rPr>
+        <w:t>gea_</w:t>
+      </w:r>
+      <w:r>
+        <w:rPr>
+          <w:i/>
+          <w:iCs/>
+        </w:rPr>
+        <w:t>C11</w:t>
+      </w:r>
+      <w:r>
+        <w:rPr>
+          <w:i/>
+          <w:iCs/>
+        </w:rPr>
+        <w:t>.R</w:t>
+      </w:r>
+    </w:p>
+    <w:p>
+      <w:pPr>
+        <w:pStyle w:val="ListParagraph"/>
+        <w:numPr>
+          <w:ilvl w:val="1"/>
+          <w:numId w:val="2"/>
+        </w:numPr>
+        <w:rPr>
+          <w:i/>
+          <w:iCs/>
+        </w:rPr>
+      </w:pPr>
+      <w:r>
+        <w:rPr>
+          <w:i/>
+          <w:iCs/>
+        </w:rPr>
+        <w:t>gea_C</w:t>
+      </w:r>
+      <w:r>
+        <w:rPr>
+          <w:i/>
+          <w:iCs/>
+        </w:rPr>
+        <w:t>12</w:t>
+      </w:r>
+      <w:r>
+        <w:rPr>
+          <w:i/>
+          <w:iCs/>
+        </w:rPr>
+        <w:t>.R</w:t>
+      </w:r>
+    </w:p>
+    <w:p>
+      <w:pPr>
+        <w:pStyle w:val="ListParagraph"/>
+        <w:numPr>
+          <w:ilvl w:val="1"/>
+          <w:numId w:val="2"/>
+        </w:numPr>
+        <w:rPr>
+          <w:i/>
+          <w:iCs/>
+        </w:rPr>
+      </w:pPr>
+      <w:r>
+        <w:rPr>
+          <w:i/>
+          <w:iCs/>
+        </w:rPr>
+        <w:t>reformattingMapFileForClumping.R</w:t>
+      </w:r>
+    </w:p>
+    <w:p>
+      <w:pPr>
+        <w:pStyle w:val="ListParagraph"/>
+        <w:numPr>
+          <w:ilvl w:val="1"/>
+          <w:numId w:val="2"/>
+        </w:numPr>
+        <w:rPr>
+          <w:i/>
+          <w:iCs/>
+        </w:rPr>
+      </w:pPr>
+      <w:r>
+        <w:rPr>
+          <w:b/>
+          <w:bCs/>
+        </w:rPr>
+        <w:t xml:space="preserve">255_lfmmOutputFiles </w:t>
+      </w:r>
+      <w:r>
+        <w:t>– raw and processed files from the lfmm analysis</w:t>
+      </w:r>
+    </w:p>
+    <w:p>
+      <w:pPr>
+        <w:pStyle w:val="ListParagraph"/>
+        <w:numPr>
+          <w:ilvl w:val="1"/>
+          <w:numId w:val="2"/>
+        </w:numPr>
+        <w:rPr>
+          <w:i/>
+          <w:iCs/>
+        </w:rPr>
+      </w:pPr>
+      <w:r>
+        <w:rPr>
+          <w:i/>
+          <w:iCs/>
+        </w:rPr>
+        <w:t>256_pval_pos_gea_sepclim.R</w:t>
+      </w:r>
+      <w:r>
+        <w:t xml:space="preserve"> --- Analysis of gea data output</w:t>
+      </w:r>
+    </w:p>
+    <w:p>
+      <w:pPr>
+        <w:pStyle w:val="ListParagraph"/>
+        <w:numPr>
+          <w:ilvl w:val="0"/>
+          <w:numId w:val="2"/>
+        </w:numPr>
+      </w:pPr>
+      <w:r>
+        <w:rPr>
+          <w:b/>
+          <w:bCs/>
+        </w:rPr>
+        <w:t>06_Painting</w:t>
+      </w:r>
+    </w:p>
+    <w:p>
+      <w:pPr>
+        <w:pStyle w:val="ListParagraph"/>
+        <w:numPr>
+          <w:ilvl w:val="1"/>
+          <w:numId w:val="2"/>
+        </w:numPr>
+        <w:rPr>
+          <w:i/>
+          <w:iCs/>
+        </w:rPr>
+      </w:pPr>
+      <w:r>
+        <w:rPr>
+          <w:i/>
+          <w:iCs/>
+        </w:rPr>
+        <w:t>261a_call_fixed_sites.sh</w:t>
+      </w:r>
+    </w:p>
+    <w:p>
+      <w:pPr>
+        <w:pStyle w:val="ListParagraph"/>
+        <w:numPr>
+          <w:ilvl w:val="1"/>
+          <w:numId w:val="2"/>
+        </w:numPr>
+        <w:rPr>
+          <w:i/>
+          <w:iCs/>
+        </w:rPr>
+      </w:pPr>
+      <w:r>
+        <w:rPr>
+          <w:i/>
+          <w:iCs/>
+        </w:rPr>
+        <w:t>262a_evaluate_fixed_sites.sh</w:t>
+      </w:r>
+    </w:p>
+    <w:p>
+      <w:pPr>
+        <w:pStyle w:val="ListParagraph"/>
+        <w:numPr>
+          <w:ilvl w:val="1"/>
+          <w:numId w:val="2"/>
+        </w:numPr>
+        <w:rPr>
+          <w:i/>
+          <w:iCs/>
+        </w:rPr>
+      </w:pPr>
+      <w:r>
+        <w:rPr>
+          <w:i/>
+          <w:iCs/>
+        </w:rPr>
+        <w:t>263_distributionsofbinarydatasimulations</w:t>
+      </w:r>
+    </w:p>
+    <w:p>
+      <w:pPr>
+        <w:pStyle w:val="ListParagraph"/>
+        <w:numPr>
+          <w:ilvl w:val="1"/>
+          <w:numId w:val="2"/>
+        </w:numPr>
+        <w:rPr>
+          <w:i/>
+          <w:iCs/>
+        </w:rPr>
+      </w:pPr>
+      <w:r>
+        <w:rPr>
+          <w:i/>
+          <w:iCs/>
+        </w:rPr>
+        <w:t>264_</w:t>
+      </w:r>
+      <w:r>
+        <w:rPr>
+          <w:i/>
+          <w:iCs/>
+        </w:rPr>
+        <w:t>Fix_num.pl</w:t>
+      </w:r>
+    </w:p>
+    <w:p>
+      <w:pPr>
+        <w:pStyle w:val="ListParagraph"/>
+        <w:numPr>
+          <w:ilvl w:val="1"/>
+          <w:numId w:val="2"/>
+        </w:numPr>
+        <w:rPr>
+          <w:i/>
+          <w:iCs/>
+        </w:rPr>
+      </w:pPr>
+      <w:r>
+        <w:rPr>
+          <w:i/>
+          <w:iCs/>
+        </w:rPr>
+        <w:t>265a_</w:t>
+      </w:r>
+      <w:r>
+        <w:rPr>
+          <w:i/>
+          <w:iCs/>
+        </w:rPr>
+        <w:t>splitR_postPerl_2.R</w:t>
+      </w:r>
+    </w:p>
+    <w:p>
+      <w:pPr>
+        <w:pStyle w:val="ListParagraph"/>
+        <w:numPr>
+          <w:ilvl w:val="1"/>
+          <w:numId w:val="2"/>
+        </w:numPr>
+        <w:rPr>
+          <w:i/>
+          <w:iCs/>
+        </w:rPr>
+      </w:pPr>
+      <w:r>
+        <w:rPr>
+          <w:i/>
+          <w:iCs/>
+        </w:rPr>
+        <w:t>265</w:t>
+      </w:r>
+      <w:r>
+        <w:rPr>
+          <w:i/>
+          <w:iCs/>
+        </w:rPr>
+        <w:t>b</w:t>
+      </w:r>
+      <w:r>
+        <w:rPr>
+          <w:i/>
+          <w:iCs/>
+        </w:rPr>
+        <w:t>_</w:t>
+      </w:r>
+      <w:r>
+        <w:rPr>
+          <w:i/>
+          <w:iCs/>
+        </w:rPr>
+        <w:t>splitR_postPerl_alb.R</w:t>
+      </w:r>
+    </w:p>
+    <w:p>
+      <w:pPr>
+        <w:pStyle w:val="ListParagraph"/>
+        <w:numPr>
+          <w:ilvl w:val="1"/>
+          <w:numId w:val="2"/>
+        </w:numPr>
+        <w:rPr>
+          <w:i/>
+          <w:iCs/>
+        </w:rPr>
+      </w:pPr>
+      <w:r>
+        <w:rPr>
+          <w:i/>
+          <w:iCs/>
+        </w:rPr>
+        <w:t>265</w:t>
+      </w:r>
+      <w:r>
+        <w:rPr>
+          <w:i/>
+          <w:iCs/>
+        </w:rPr>
+        <w:t>c</w:t>
+      </w:r>
+      <w:r>
+        <w:rPr>
+          <w:i/>
+          <w:iCs/>
+        </w:rPr>
+        <w:t>_</w:t>
+      </w:r>
+      <w:r>
+        <w:rPr>
+          <w:i/>
+          <w:iCs/>
+        </w:rPr>
+        <w:t>splitR_postPerl_lob.R</w:t>
+      </w:r>
+    </w:p>
+    <w:p>
+      <w:pPr>
+        <w:pStyle w:val="ListParagraph"/>
+        <w:numPr>
+          <w:ilvl w:val="1"/>
+          <w:numId w:val="2"/>
+        </w:numPr>
+        <w:rPr>
+          <w:i/>
+          <w:iCs/>
+        </w:rPr>
+      </w:pPr>
+      <w:r>
+        <w:rPr>
+          <w:i/>
+          <w:iCs/>
+        </w:rPr>
+        <w:t>265</w:t>
+      </w:r>
+      <w:r>
+        <w:rPr>
+          <w:i/>
+          <w:iCs/>
+        </w:rPr>
+        <w:t>d</w:t>
+      </w:r>
+      <w:r>
+        <w:rPr>
+          <w:i/>
+          <w:iCs/>
+        </w:rPr>
+        <w:t>_</w:t>
+      </w:r>
+      <w:r>
+        <w:rPr>
+          <w:i/>
+          <w:iCs/>
+        </w:rPr>
+        <w:t>splitR_postPerl_lyr.R</w:t>
+      </w:r>
+    </w:p>
+    <w:p>
+      <w:pPr>
+        <w:pStyle w:val="ListParagraph"/>
+        <w:numPr>
+          <w:ilvl w:val="1"/>
+          <w:numId w:val="2"/>
+        </w:numPr>
+        <w:rPr>
+          <w:i/>
+          <w:iCs/>
+        </w:rPr>
+      </w:pPr>
+      <w:r>
+        <w:rPr>
+          <w:i/>
+          <w:iCs/>
+        </w:rPr>
+        <w:t>265</w:t>
+      </w:r>
+      <w:r>
+        <w:rPr>
+          <w:i/>
+          <w:iCs/>
+        </w:rPr>
+        <w:t>e</w:t>
+      </w:r>
+      <w:r>
+        <w:rPr>
+          <w:i/>
+          <w:iCs/>
+        </w:rPr>
+        <w:t>_</w:t>
+      </w:r>
+      <w:r>
+        <w:rPr>
+          <w:i/>
+          <w:iCs/>
+        </w:rPr>
+        <w:t>splitR_postPerl_ste.R</w:t>
+      </w:r>
+    </w:p>
+    <w:p>
+      <w:pPr>
+        <w:pStyle w:val="ListParagraph"/>
+        <w:numPr>
+          <w:ilvl w:val="1"/>
+          <w:numId w:val="2"/>
+        </w:numPr>
+      </w:pPr>
+      <w:r>
+        <w:rPr>
+          <w:b/>
+          <w:bCs/>
+        </w:rPr>
+        <w:t>265_Output</w:t>
+      </w:r>
+    </w:p>
+    <w:p>
+      <w:pPr>
+        <w:pStyle w:val="ListParagraph"/>
+        <w:numPr>
+          <w:ilvl w:val="1"/>
+          <w:numId w:val="2"/>
+        </w:numPr>
+        <w:rPr>
+          <w:i/>
+          <w:iCs/>
+          <w:highlight w:val="yellow"/>
+        </w:rPr>
+      </w:pPr>
+      <w:r>
+        <w:rPr>
+          <w:i/>
+          <w:iCs/>
+          <w:highlight w:val="yellow"/>
+        </w:rPr>
+        <w:t>PaintingTD</w:t>
+      </w:r>
+    </w:p>
+    <w:p>
+      <w:pPr>
+        <w:pStyle w:val="ListParagraph"/>
+        <w:numPr>
+          <w:ilvl w:val="1"/>
+          <w:numId w:val="2"/>
+        </w:numPr>
+        <w:rPr>
+          <w:i/>
+          <w:iCs/>
+          <w:highlight w:val="yellow"/>
+        </w:rPr>
+      </w:pPr>
+      <w:r>
+        <w:rPr>
+          <w:i/>
+          <w:iCs/>
+          <w:highlight w:val="yellow"/>
+        </w:rPr>
+        <w:t>Distributionof SNPswindows</w:t>
+      </w:r>
+    </w:p>
+    <w:p>
+      <w:pPr>
+        <w:pStyle w:val="ListParagraph"/>
+        <w:numPr>
+          <w:ilvl w:val="0"/>
+          <w:numId w:val="2"/>
+        </w:numPr>
+      </w:pPr>
+      <w:r>
+        <w:rPr>
+          <w:b/>
+          <w:bCs/>
+        </w:rPr>
+        <w:t>08_SweepFinder2</w:t>
+      </w:r>
+    </w:p>
+    <w:p>
+      <w:pPr>
+        <w:pStyle w:val="ListParagraph"/>
+        <w:numPr>
+          <w:ilvl w:val="1"/>
+          <w:numId w:val="2"/>
+        </w:numPr>
+      </w:pPr>
+    </w:p>
+    <w:p>
+      <w:pPr>
+        <w:pStyle w:val="ListParagraph"/>
+        <w:numPr>
+          <w:ilvl w:val="0"/>
+          <w:numId w:val="2"/>
+        </w:numPr>
+      </w:pPr>
+      <w:r>
+        <w:rPr>
+          <w:b/>
+          <w:bCs/>
+        </w:rPr>
+        <w:t>10_ComboAnalyis</w:t>
+      </w:r>
+    </w:p>
+    <w:p>
+      <w:pPr>
+        <w:pStyle w:val="ListParagraph"/>
+        <w:numPr>
+          <w:ilvl w:val="1"/>
+          <w:numId w:val="2"/>
+        </w:numPr>
+        <w:ind w:left="990"/>
+      </w:pPr>
     </w:p>
     <w:p/>
     <w:p/>
@@ -968,7 +2696,7 @@
 <file path=word/numbering.xml><?xml version="1.0" encoding="utf-8"?>
 <w:numbering xmlns:wpc="http://schemas.microsoft.com/office/word/2010/wordprocessingCanvas" xmlns:cx="http://schemas.microsoft.com/office/drawing/2014/chartex" xmlns:cx1="http://schemas.microsoft.com/office/drawing/2015/9/8/chartex" xmlns:cx2="http://schemas.microsoft.com/office/drawing/2015/10/21/chartex" xmlns:cx3="http://schemas.microsoft.com/office/drawing/2016/5/9/chartex" xmlns:cx4="http://schemas.microsoft.com/office/drawing/2016/5/10/chartex" xmlns:cx5="http://schemas.microsoft.com/office/drawing/2016/5/11/chartex" xmlns:cx6="http://schemas.microsoft.com/office/drawing/2016/5/12/chartex" xmlns:cx7="http://schemas.microsoft.com/office/drawing/2016/5/13/chartex" xmlns:cx8="http://schemas.microsoft.com/office/drawing/2016/5/14/chartex" xmlns:mc="http://schemas.openxmlformats.org/markup-compatibility/2006" xmlns:aink="http://schemas.microsoft.com/office/drawing/2016/ink" xmlns:am3d="http://schemas.microsoft.com/office/drawing/2017/model3d" xmlns:o="urn:schemas-microsoft-com:office:office" xmlns:r="http://schemas.openxmlformats.org/officeDocument/2006/relationships" xmlns:m="http://schemas.openxmlformats.org/officeDocument/2006/math" xmlns:v="urn:schemas-microsoft-com:vml" xmlns:wp14="http://schemas.microsoft.com/office/word/2010/wordprocessingDrawing" xmlns:wp="http://schemas.openxmlformats.org/drawingml/2006/wordprocessingDrawing" xmlns:w10="urn:schemas-microsoft-com:office:word" xmlns:w="http://schemas.openxmlformats.org/wordprocessingml/2006/main" xmlns:w14="http://schemas.microsoft.com/office/word/2010/wordml" xmlns:w15="http://schemas.microsoft.com/office/word/2012/wordml" xmlns:w16cex="http://schemas.microsoft.com/office/word/2018/wordml/cex" xmlns:w16cid="http://schemas.microsoft.com/office/word/2016/wordml/cid" xmlns:w16="http://schemas.microsoft.com/office/word/2018/wordml" xmlns:w16sdtdh="http://schemas.microsoft.com/office/word/2020/wordml/sdtdatahash" xmlns:w16se="http://schemas.microsoft.com/office/word/2015/wordml/symex" xmlns:wpg="http://schemas.microsoft.com/office/word/2010/wordprocessingGroup" xmlns:wpi="http://schemas.microsoft.com/office/word/2010/wordprocessingInk" xmlns:wne="http://schemas.microsoft.com/office/word/2006/wordml" xmlns:wps="http://schemas.microsoft.com/office/word/2010/wordprocessingShape" mc:Ignorable="w14 w15 w16se w16cid w16 w16cex w16sdtdh wp14">
   <w:abstractNum w:abstractNumId="0" w15:restartNumberingAfterBreak="0">
-    <w:nsid w:val="6F817ABD"/>
+    <w:nsid w:val="0BDD3E06"/>
     <w:multiLevelType w:val="multilevel"/>
     <w:tmpl w:val="0409001F"/>
     <w:lvl w:ilvl="0">
@@ -1053,7 +2781,309 @@
       </w:pPr>
     </w:lvl>
   </w:abstractNum>
+  <w:abstractNum w:abstractNumId="1" w15:restartNumberingAfterBreak="0">
+    <w:nsid w:val="4AB724B6"/>
+    <w:multiLevelType w:val="multilevel"/>
+    <w:tmpl w:val="0409001F"/>
+    <w:lvl w:ilvl="0">
+      <w:start w:val="1"/>
+      <w:numFmt w:val="decimal"/>
+      <w:lvlText w:val="%1."/>
+      <w:lvlJc w:val="left"/>
+      <w:pPr>
+        <w:ind w:left="360" w:hanging="360"/>
+      </w:pPr>
+    </w:lvl>
+    <w:lvl w:ilvl="1">
+      <w:start w:val="1"/>
+      <w:numFmt w:val="decimal"/>
+      <w:lvlText w:val="%1.%2."/>
+      <w:lvlJc w:val="left"/>
+      <w:pPr>
+        <w:ind w:left="792" w:hanging="432"/>
+      </w:pPr>
+    </w:lvl>
+    <w:lvl w:ilvl="2">
+      <w:start w:val="1"/>
+      <w:numFmt w:val="decimal"/>
+      <w:lvlText w:val="%1.%2.%3."/>
+      <w:lvlJc w:val="left"/>
+      <w:pPr>
+        <w:ind w:left="1224" w:hanging="504"/>
+      </w:pPr>
+    </w:lvl>
+    <w:lvl w:ilvl="3">
+      <w:start w:val="1"/>
+      <w:numFmt w:val="decimal"/>
+      <w:lvlText w:val="%1.%2.%3.%4."/>
+      <w:lvlJc w:val="left"/>
+      <w:pPr>
+        <w:ind w:left="1728" w:hanging="648"/>
+      </w:pPr>
+    </w:lvl>
+    <w:lvl w:ilvl="4">
+      <w:start w:val="1"/>
+      <w:numFmt w:val="decimal"/>
+      <w:lvlText w:val="%1.%2.%3.%4.%5."/>
+      <w:lvlJc w:val="left"/>
+      <w:pPr>
+        <w:ind w:left="2232" w:hanging="792"/>
+      </w:pPr>
+    </w:lvl>
+    <w:lvl w:ilvl="5">
+      <w:start w:val="1"/>
+      <w:numFmt w:val="decimal"/>
+      <w:lvlText w:val="%1.%2.%3.%4.%5.%6."/>
+      <w:lvlJc w:val="left"/>
+      <w:pPr>
+        <w:ind w:left="2736" w:hanging="936"/>
+      </w:pPr>
+    </w:lvl>
+    <w:lvl w:ilvl="6">
+      <w:start w:val="1"/>
+      <w:numFmt w:val="decimal"/>
+      <w:lvlText w:val="%1.%2.%3.%4.%5.%6.%7."/>
+      <w:lvlJc w:val="left"/>
+      <w:pPr>
+        <w:ind w:left="3240" w:hanging="1080"/>
+      </w:pPr>
+    </w:lvl>
+    <w:lvl w:ilvl="7">
+      <w:start w:val="1"/>
+      <w:numFmt w:val="decimal"/>
+      <w:lvlText w:val="%1.%2.%3.%4.%5.%6.%7.%8."/>
+      <w:lvlJc w:val="left"/>
+      <w:pPr>
+        <w:ind w:left="3744" w:hanging="1224"/>
+      </w:pPr>
+    </w:lvl>
+    <w:lvl w:ilvl="8">
+      <w:start w:val="1"/>
+      <w:numFmt w:val="decimal"/>
+      <w:lvlText w:val="%1.%2.%3.%4.%5.%6.%7.%8.%9."/>
+      <w:lvlJc w:val="left"/>
+      <w:pPr>
+        <w:ind w:left="4320" w:hanging="1440"/>
+      </w:pPr>
+    </w:lvl>
+  </w:abstractNum>
+  <w:abstractNum w:abstractNumId="2" w15:restartNumberingAfterBreak="0">
+    <w:nsid w:val="68FB3752"/>
+    <w:multiLevelType w:val="multilevel"/>
+    <w:tmpl w:val="95E0614E"/>
+    <w:lvl w:ilvl="0">
+      <w:start w:val="1"/>
+      <w:numFmt w:val="decimal"/>
+      <w:lvlText w:val="%1."/>
+      <w:lvlJc w:val="left"/>
+      <w:pPr>
+        <w:ind w:left="360" w:hanging="360"/>
+      </w:pPr>
+    </w:lvl>
+    <w:lvl w:ilvl="1">
+      <w:start w:val="1"/>
+      <w:numFmt w:val="decimal"/>
+      <w:lvlText w:val="%1.%2."/>
+      <w:lvlJc w:val="left"/>
+      <w:pPr>
+        <w:ind w:left="792" w:hanging="432"/>
+      </w:pPr>
+      <w:rPr>
+        <w:i w:val="0"/>
+        <w:iCs w:val="0"/>
+      </w:rPr>
+    </w:lvl>
+    <w:lvl w:ilvl="2">
+      <w:start w:val="1"/>
+      <w:numFmt w:val="decimal"/>
+      <w:lvlText w:val="%1.%2.%3."/>
+      <w:lvlJc w:val="left"/>
+      <w:pPr>
+        <w:ind w:left="1224" w:hanging="504"/>
+      </w:pPr>
+      <w:rPr>
+        <w:i w:val="0"/>
+        <w:iCs w:val="0"/>
+      </w:rPr>
+    </w:lvl>
+    <w:lvl w:ilvl="3">
+      <w:start w:val="1"/>
+      <w:numFmt w:val="decimal"/>
+      <w:lvlText w:val="%1.%2.%3.%4."/>
+      <w:lvlJc w:val="left"/>
+      <w:pPr>
+        <w:ind w:left="1728" w:hanging="648"/>
+      </w:pPr>
+    </w:lvl>
+    <w:lvl w:ilvl="4">
+      <w:start w:val="1"/>
+      <w:numFmt w:val="decimal"/>
+      <w:lvlText w:val="%1.%2.%3.%4.%5."/>
+      <w:lvlJc w:val="left"/>
+      <w:pPr>
+        <w:ind w:left="2232" w:hanging="792"/>
+      </w:pPr>
+    </w:lvl>
+    <w:lvl w:ilvl="5">
+      <w:start w:val="1"/>
+      <w:numFmt w:val="decimal"/>
+      <w:lvlText w:val="%1.%2.%3.%4.%5.%6."/>
+      <w:lvlJc w:val="left"/>
+      <w:pPr>
+        <w:ind w:left="2736" w:hanging="936"/>
+      </w:pPr>
+    </w:lvl>
+    <w:lvl w:ilvl="6">
+      <w:start w:val="1"/>
+      <w:numFmt w:val="decimal"/>
+      <w:lvlText w:val="%1.%2.%3.%4.%5.%6.%7."/>
+      <w:lvlJc w:val="left"/>
+      <w:pPr>
+        <w:ind w:left="3240" w:hanging="1080"/>
+      </w:pPr>
+    </w:lvl>
+    <w:lvl w:ilvl="7">
+      <w:start w:val="1"/>
+      <w:numFmt w:val="decimal"/>
+      <w:lvlText w:val="%1.%2.%3.%4.%5.%6.%7.%8."/>
+      <w:lvlJc w:val="left"/>
+      <w:pPr>
+        <w:ind w:left="3744" w:hanging="1224"/>
+      </w:pPr>
+    </w:lvl>
+    <w:lvl w:ilvl="8">
+      <w:start w:val="1"/>
+      <w:numFmt w:val="decimal"/>
+      <w:lvlText w:val="%1.%2.%3.%4.%5.%6.%7.%8.%9."/>
+      <w:lvlJc w:val="left"/>
+      <w:pPr>
+        <w:ind w:left="4320" w:hanging="1440"/>
+      </w:pPr>
+    </w:lvl>
+  </w:abstractNum>
+  <w:abstractNum w:abstractNumId="3" w15:restartNumberingAfterBreak="0">
+    <w:nsid w:val="6F817ABD"/>
+    <w:multiLevelType w:val="multilevel"/>
+    <w:tmpl w:val="ED0096B8"/>
+    <w:lvl w:ilvl="0">
+      <w:start w:val="1"/>
+      <w:numFmt w:val="decimal"/>
+      <w:lvlText w:val="%1."/>
+      <w:lvlJc w:val="left"/>
+      <w:pPr>
+        <w:ind w:left="576" w:hanging="576"/>
+      </w:pPr>
+      <w:rPr>
+        <w:rFonts w:hint="default"/>
+      </w:rPr>
+    </w:lvl>
+    <w:lvl w:ilvl="1">
+      <w:start w:val="1"/>
+      <w:numFmt w:val="decimal"/>
+      <w:lvlText w:val="%1.%2."/>
+      <w:lvlJc w:val="left"/>
+      <w:pPr>
+        <w:ind w:left="864" w:hanging="576"/>
+      </w:pPr>
+      <w:rPr>
+        <w:rFonts w:hint="default"/>
+      </w:rPr>
+    </w:lvl>
+    <w:lvl w:ilvl="2">
+      <w:start w:val="1"/>
+      <w:numFmt w:val="decimal"/>
+      <w:lvlText w:val="%1.%2.%3."/>
+      <w:lvlJc w:val="left"/>
+      <w:pPr>
+        <w:ind w:left="1152" w:hanging="576"/>
+      </w:pPr>
+      <w:rPr>
+        <w:rFonts w:hint="default"/>
+      </w:rPr>
+    </w:lvl>
+    <w:lvl w:ilvl="3">
+      <w:start w:val="1"/>
+      <w:numFmt w:val="decimal"/>
+      <w:lvlText w:val="%1.%2.%3.%4."/>
+      <w:lvlJc w:val="left"/>
+      <w:pPr>
+        <w:ind w:left="1440" w:hanging="576"/>
+      </w:pPr>
+      <w:rPr>
+        <w:rFonts w:hint="default"/>
+      </w:rPr>
+    </w:lvl>
+    <w:lvl w:ilvl="4">
+      <w:start w:val="1"/>
+      <w:numFmt w:val="decimal"/>
+      <w:lvlText w:val="%1.%2.%3.%4.%5."/>
+      <w:lvlJc w:val="left"/>
+      <w:pPr>
+        <w:ind w:left="1728" w:hanging="576"/>
+      </w:pPr>
+      <w:rPr>
+        <w:rFonts w:hint="default"/>
+      </w:rPr>
+    </w:lvl>
+    <w:lvl w:ilvl="5">
+      <w:start w:val="1"/>
+      <w:numFmt w:val="decimal"/>
+      <w:lvlText w:val="%1.%2.%3.%4.%5.%6."/>
+      <w:lvlJc w:val="left"/>
+      <w:pPr>
+        <w:ind w:left="2016" w:hanging="576"/>
+      </w:pPr>
+      <w:rPr>
+        <w:rFonts w:hint="default"/>
+      </w:rPr>
+    </w:lvl>
+    <w:lvl w:ilvl="6">
+      <w:start w:val="1"/>
+      <w:numFmt w:val="decimal"/>
+      <w:lvlText w:val="%1.%2.%3.%4.%5.%6.%7."/>
+      <w:lvlJc w:val="left"/>
+      <w:pPr>
+        <w:ind w:left="2304" w:hanging="576"/>
+      </w:pPr>
+      <w:rPr>
+        <w:rFonts w:hint="default"/>
+      </w:rPr>
+    </w:lvl>
+    <w:lvl w:ilvl="7">
+      <w:start w:val="1"/>
+      <w:numFmt w:val="decimal"/>
+      <w:lvlText w:val="%1.%2.%3.%4.%5.%6.%7.%8."/>
+      <w:lvlJc w:val="left"/>
+      <w:pPr>
+        <w:ind w:left="2592" w:hanging="576"/>
+      </w:pPr>
+      <w:rPr>
+        <w:rFonts w:hint="default"/>
+      </w:rPr>
+    </w:lvl>
+    <w:lvl w:ilvl="8">
+      <w:start w:val="1"/>
+      <w:numFmt w:val="decimal"/>
+      <w:lvlText w:val="%1.%2.%3.%4.%5.%6.%7.%8.%9."/>
+      <w:lvlJc w:val="left"/>
+      <w:pPr>
+        <w:ind w:left="2880" w:hanging="576"/>
+      </w:pPr>
+      <w:rPr>
+        <w:rFonts w:hint="default"/>
+      </w:rPr>
+    </w:lvl>
+  </w:abstractNum>
   <w:num w:numId="1">
+    <w:abstractNumId w:val="3"/>
+  </w:num>
+  <w:num w:numId="2">
+    <w:abstractNumId w:val="2"/>
+  </w:num>
+  <w:num w:numId="3">
+    <w:abstractNumId w:val="1"/>
+  </w:num>
+  <w:num w:numId="4">
     <w:abstractNumId w:val="0"/>
   </w:num>
 </w:numbering>

--- a/Documentation.docx
+++ b/Documentation.docx
@@ -156,11 +156,16 @@
       <w:r>
         <w:t xml:space="preserve">– </w:t>
       </w:r>
+      <w:proofErr w:type="spellStart"/>
       <w:r>
         <w:t>multi</w:t>
       </w:r>
       <w:r>
-        <w:t>qc output from the raw files</w:t>
+        <w:t>qc</w:t>
+      </w:r>
+      <w:proofErr w:type="spellEnd"/>
+      <w:r>
+        <w:t xml:space="preserve"> output from the raw files</w:t>
       </w:r>
     </w:p>
     <w:p>
@@ -302,8 +307,13 @@
       <w:r>
         <w:t xml:space="preserve"> </w:t>
       </w:r>
-      <w:r>
-        <w:t>multiqc output for combined reads from samples after trimming</w:t>
+      <w:proofErr w:type="spellStart"/>
+      <w:r>
+        <w:t>multiqc</w:t>
+      </w:r>
+      <w:proofErr w:type="spellEnd"/>
+      <w:r>
+        <w:t xml:space="preserve"> output for combined reads from samples after trimming</w:t>
       </w:r>
     </w:p>
     <w:p>
@@ -324,7 +334,23 @@
     </w:p>
     <w:p>
       <w:r>
-        <w:t>This folder contains the files for taking the cleaned fastq files, mapping and calling them against Q. mongolica, and running the downstream analyses.</w:t>
+        <w:t xml:space="preserve">This folder contains the files for taking the cleaned </w:t>
+      </w:r>
+      <w:proofErr w:type="spellStart"/>
+      <w:r>
+        <w:t>fastq</w:t>
+      </w:r>
+      <w:proofErr w:type="spellEnd"/>
+      <w:r>
+        <w:t xml:space="preserve"> files, mapping and calling them against Q. </w:t>
+      </w:r>
+      <w:proofErr w:type="spellStart"/>
+      <w:r>
+        <w:t>mongolica</w:t>
+      </w:r>
+      <w:proofErr w:type="spellEnd"/>
+      <w:r>
+        <w:t>, and running the downstream analyses.</w:t>
       </w:r>
     </w:p>
     <w:p>
@@ -343,8 +369,21 @@
         <w:t>01_VCF</w:t>
       </w:r>
       <w:r>
-        <w:t xml:space="preserve"> --- Scripts for processing fastq files to vcf</w:t>
-      </w:r>
+        <w:t xml:space="preserve"> --- Scripts for processing </w:t>
+      </w:r>
+      <w:proofErr w:type="spellStart"/>
+      <w:r>
+        <w:t>fastq</w:t>
+      </w:r>
+      <w:proofErr w:type="spellEnd"/>
+      <w:r>
+        <w:t xml:space="preserve"> files to </w:t>
+      </w:r>
+      <w:proofErr w:type="spellStart"/>
+      <w:r>
+        <w:t>vcf</w:t>
+      </w:r>
+      <w:proofErr w:type="spellEnd"/>
     </w:p>
     <w:p>
       <w:pPr>
@@ -670,7 +709,23 @@
         <w:t xml:space="preserve">01_str_prep </w:t>
       </w:r>
       <w:r>
-        <w:t>--- script for converting vcf to ped and subsetting samples</w:t>
+        <w:t xml:space="preserve">--- script for converting </w:t>
+      </w:r>
+      <w:proofErr w:type="spellStart"/>
+      <w:r>
+        <w:t>vcf</w:t>
+      </w:r>
+      <w:proofErr w:type="spellEnd"/>
+      <w:r>
+        <w:t xml:space="preserve"> to ped and </w:t>
+      </w:r>
+      <w:proofErr w:type="spellStart"/>
+      <w:r>
+        <w:t>subsetting</w:t>
+      </w:r>
+      <w:proofErr w:type="spellEnd"/>
+      <w:r>
+        <w:t xml:space="preserve"> samples</w:t>
       </w:r>
     </w:p>
     <w:p>
@@ -883,7 +938,23 @@
           <w:i/>
           <w:iCs/>
         </w:rPr>
-        <w:t xml:space="preserve">01_subset_str_selection.R </w:t>
+        <w:t>01_subset_str_</w:t>
+      </w:r>
+      <w:proofErr w:type="gramStart"/>
+      <w:r>
+        <w:rPr>
+          <w:i/>
+          <w:iCs/>
+        </w:rPr>
+        <w:t>selection.R</w:t>
+      </w:r>
+      <w:proofErr w:type="gramEnd"/>
+      <w:r>
+        <w:rPr>
+          <w:i/>
+          <w:iCs/>
+        </w:rPr>
+        <w:t xml:space="preserve"> </w:t>
       </w:r>
       <w:r>
         <w:t>--- script used to choose subsets</w:t>
@@ -926,7 +997,15 @@
         <w:t xml:space="preserve">03_sampleListPerSubset </w:t>
       </w:r>
       <w:r>
-        <w:t>--- the list of each taxa used for each analysis</w:t>
+        <w:t xml:space="preserve">--- the list of each </w:t>
+      </w:r>
+      <w:proofErr w:type="gramStart"/>
+      <w:r>
+        <w:t>taxa</w:t>
+      </w:r>
+      <w:proofErr w:type="gramEnd"/>
+      <w:r>
+        <w:t xml:space="preserve"> used for each analysis</w:t>
       </w:r>
     </w:p>
     <w:p>
@@ -1081,8 +1160,13 @@
         <w:t>07_Dstats</w:t>
       </w:r>
       <w:r>
-        <w:t xml:space="preserve"> --- Scripts, code, and output from Dsuite</w:t>
-      </w:r>
+        <w:t xml:space="preserve"> --- Scripts, code, and output from </w:t>
+      </w:r>
+      <w:proofErr w:type="spellStart"/>
+      <w:r>
+        <w:t>Dsuite</w:t>
+      </w:r>
+      <w:proofErr w:type="spellEnd"/>
     </w:p>
     <w:p>
       <w:pPr>
@@ -1112,8 +1196,21 @@
         <w:t xml:space="preserve"> </w:t>
       </w:r>
       <w:r>
-        <w:t>--- Script to take vcf and populations and calculate Dstats</w:t>
-      </w:r>
+        <w:t xml:space="preserve">--- Script to take </w:t>
+      </w:r>
+      <w:proofErr w:type="spellStart"/>
+      <w:r>
+        <w:t>vcf</w:t>
+      </w:r>
+      <w:proofErr w:type="spellEnd"/>
+      <w:r>
+        <w:t xml:space="preserve"> and populations and calculate </w:t>
+      </w:r>
+      <w:proofErr w:type="spellStart"/>
+      <w:r>
+        <w:t>Dstats</w:t>
+      </w:r>
+      <w:proofErr w:type="spellEnd"/>
     </w:p>
     <w:p>
       <w:pPr>
@@ -1147,8 +1244,16 @@
         <w:rPr>
           <w:highlight w:val="yellow"/>
         </w:rPr>
-        <w:t>--- all the input files other than the vcf</w:t>
-      </w:r>
+        <w:t xml:space="preserve">--- all the input files other than the </w:t>
+      </w:r>
+      <w:proofErr w:type="spellStart"/>
+      <w:r>
+        <w:rPr>
+          <w:highlight w:val="yellow"/>
+        </w:rPr>
+        <w:t>vcf</w:t>
+      </w:r>
+      <w:proofErr w:type="spellEnd"/>
     </w:p>
     <w:p>
       <w:pPr>
@@ -1190,7 +1295,15 @@
         <w:t xml:space="preserve">.R </w:t>
       </w:r>
       <w:r>
-        <w:t>--- script for summarizing Dsuite output.</w:t>
+        <w:t xml:space="preserve">--- script for summarizing </w:t>
+      </w:r>
+      <w:proofErr w:type="spellStart"/>
+      <w:r>
+        <w:t>Dsuite</w:t>
+      </w:r>
+      <w:proofErr w:type="spellEnd"/>
+      <w:r>
+        <w:t xml:space="preserve"> output.</w:t>
       </w:r>
     </w:p>
     <w:p>
@@ -1562,8 +1675,13 @@
         <w:t xml:space="preserve">SetsGR_mac2.tsv </w:t>
       </w:r>
       <w:r>
-        <w:t>--- input Sets file for Dstats</w:t>
-      </w:r>
+        <w:t xml:space="preserve">--- input Sets file for </w:t>
+      </w:r>
+      <w:proofErr w:type="spellStart"/>
+      <w:r>
+        <w:t>Dstats</w:t>
+      </w:r>
+      <w:proofErr w:type="spellEnd"/>
     </w:p>
     <w:p>
       <w:pPr>
@@ -1585,8 +1703,13 @@
         <w:t xml:space="preserve">trios_alb.txt </w:t>
       </w:r>
       <w:r>
-        <w:t>--- input trios file for Dstats</w:t>
-      </w:r>
+        <w:t xml:space="preserve">--- input trios file for </w:t>
+      </w:r>
+      <w:proofErr w:type="spellStart"/>
+      <w:r>
+        <w:t>Dstats</w:t>
+      </w:r>
+      <w:proofErr w:type="spellEnd"/>
     </w:p>
     <w:p>
       <w:pPr>
@@ -1608,8 +1731,13 @@
         <w:t xml:space="preserve">trios_lob.txt </w:t>
       </w:r>
       <w:r>
-        <w:t>--- input trios file for Dstats</w:t>
-      </w:r>
+        <w:t xml:space="preserve">--- input trios file for </w:t>
+      </w:r>
+      <w:proofErr w:type="spellStart"/>
+      <w:r>
+        <w:t>Dstats</w:t>
+      </w:r>
+      <w:proofErr w:type="spellEnd"/>
     </w:p>
     <w:p>
       <w:pPr>
@@ -1631,8 +1759,13 @@
         <w:t xml:space="preserve">trios_lyr.txt </w:t>
       </w:r>
       <w:r>
-        <w:t>--- input trios file for Dstats</w:t>
-      </w:r>
+        <w:t xml:space="preserve">--- input trios file for </w:t>
+      </w:r>
+      <w:proofErr w:type="spellStart"/>
+      <w:r>
+        <w:t>Dstats</w:t>
+      </w:r>
+      <w:proofErr w:type="spellEnd"/>
     </w:p>
     <w:p>
       <w:pPr>
@@ -1654,8 +1787,13 @@
         <w:t xml:space="preserve">trios_mue.txt </w:t>
       </w:r>
       <w:r>
-        <w:t>--- input trios file for Dstats</w:t>
-      </w:r>
+        <w:t xml:space="preserve">--- input trios file for </w:t>
+      </w:r>
+      <w:proofErr w:type="spellStart"/>
+      <w:r>
+        <w:t>Dstats</w:t>
+      </w:r>
+      <w:proofErr w:type="spellEnd"/>
     </w:p>
     <w:p>
       <w:pPr>
@@ -1677,8 +1815,13 @@
         <w:t xml:space="preserve">trios_ste.txt </w:t>
       </w:r>
       <w:r>
-        <w:t>--- input trios file for Dstats</w:t>
-      </w:r>
+        <w:t xml:space="preserve">--- input trios file for </w:t>
+      </w:r>
+      <w:proofErr w:type="spellStart"/>
+      <w:r>
+        <w:t>Dstats</w:t>
+      </w:r>
+      <w:proofErr w:type="spellEnd"/>
     </w:p>
     <w:p>
       <w:pPr>
@@ -1857,6 +2000,7 @@
           <w:iCs/>
         </w:rPr>
       </w:pPr>
+      <w:proofErr w:type="spellStart"/>
       <w:r>
         <w:rPr>
           <w:i/>
@@ -1864,106 +2008,152 @@
         </w:rPr>
         <w:t>EnvironmentExtraction.R</w:t>
       </w:r>
-    </w:p>
-    <w:p>
-      <w:pPr>
-        <w:pStyle w:val="ListParagraph"/>
-        <w:numPr>
-          <w:ilvl w:val="1"/>
-          <w:numId w:val="2"/>
-        </w:numPr>
-        <w:rPr>
-          <w:i/>
-          <w:iCs/>
-        </w:rPr>
-      </w:pPr>
-      <w:r>
-        <w:rPr>
-          <w:i/>
-          <w:iCs/>
-        </w:rPr>
-        <w:t>gea_C1.R</w:t>
-      </w:r>
-    </w:p>
-    <w:p>
-      <w:pPr>
-        <w:pStyle w:val="ListParagraph"/>
-        <w:numPr>
-          <w:ilvl w:val="1"/>
-          <w:numId w:val="2"/>
-        </w:numPr>
-        <w:rPr>
-          <w:i/>
-          <w:iCs/>
-        </w:rPr>
-      </w:pPr>
-      <w:r>
-        <w:rPr>
-          <w:i/>
-          <w:iCs/>
-        </w:rPr>
-        <w:t>gea_C2.R</w:t>
-      </w:r>
-    </w:p>
-    <w:p>
-      <w:pPr>
-        <w:pStyle w:val="ListParagraph"/>
-        <w:numPr>
-          <w:ilvl w:val="1"/>
-          <w:numId w:val="2"/>
-        </w:numPr>
-        <w:rPr>
-          <w:i/>
-          <w:iCs/>
-        </w:rPr>
-      </w:pPr>
-      <w:r>
-        <w:rPr>
-          <w:i/>
-          <w:iCs/>
-        </w:rPr>
-        <w:t>gea_C3.R</w:t>
-      </w:r>
-    </w:p>
-    <w:p>
-      <w:pPr>
-        <w:pStyle w:val="ListParagraph"/>
-        <w:numPr>
-          <w:ilvl w:val="1"/>
-          <w:numId w:val="2"/>
-        </w:numPr>
-        <w:rPr>
-          <w:i/>
-          <w:iCs/>
-        </w:rPr>
-      </w:pPr>
-      <w:r>
-        <w:rPr>
-          <w:i/>
-          <w:iCs/>
-        </w:rPr>
-        <w:t>gea_C4.R</w:t>
-      </w:r>
-    </w:p>
-    <w:p>
-      <w:pPr>
-        <w:pStyle w:val="ListParagraph"/>
-        <w:numPr>
-          <w:ilvl w:val="1"/>
-          <w:numId w:val="2"/>
-        </w:numPr>
-        <w:rPr>
-          <w:i/>
-          <w:iCs/>
-        </w:rPr>
-      </w:pPr>
-      <w:r>
-        <w:rPr>
-          <w:i/>
-          <w:iCs/>
-        </w:rPr>
-        <w:t>gea_C5.R</w:t>
-      </w:r>
+      <w:proofErr w:type="spellEnd"/>
+    </w:p>
+    <w:p>
+      <w:pPr>
+        <w:pStyle w:val="ListParagraph"/>
+        <w:numPr>
+          <w:ilvl w:val="1"/>
+          <w:numId w:val="2"/>
+        </w:numPr>
+        <w:rPr>
+          <w:i/>
+          <w:iCs/>
+        </w:rPr>
+      </w:pPr>
+      <w:r>
+        <w:rPr>
+          <w:i/>
+          <w:iCs/>
+        </w:rPr>
+        <w:t>gea_C</w:t>
+      </w:r>
+      <w:proofErr w:type="gramStart"/>
+      <w:r>
+        <w:rPr>
+          <w:i/>
+          <w:iCs/>
+        </w:rPr>
+        <w:t>1.R</w:t>
+      </w:r>
+      <w:proofErr w:type="gramEnd"/>
+    </w:p>
+    <w:p>
+      <w:pPr>
+        <w:pStyle w:val="ListParagraph"/>
+        <w:numPr>
+          <w:ilvl w:val="1"/>
+          <w:numId w:val="2"/>
+        </w:numPr>
+        <w:rPr>
+          <w:i/>
+          <w:iCs/>
+        </w:rPr>
+      </w:pPr>
+      <w:r>
+        <w:rPr>
+          <w:i/>
+          <w:iCs/>
+        </w:rPr>
+        <w:t>gea_C</w:t>
+      </w:r>
+      <w:proofErr w:type="gramStart"/>
+      <w:r>
+        <w:rPr>
+          <w:i/>
+          <w:iCs/>
+        </w:rPr>
+        <w:t>2.R</w:t>
+      </w:r>
+      <w:proofErr w:type="gramEnd"/>
+    </w:p>
+    <w:p>
+      <w:pPr>
+        <w:pStyle w:val="ListParagraph"/>
+        <w:numPr>
+          <w:ilvl w:val="1"/>
+          <w:numId w:val="2"/>
+        </w:numPr>
+        <w:rPr>
+          <w:i/>
+          <w:iCs/>
+        </w:rPr>
+      </w:pPr>
+      <w:r>
+        <w:rPr>
+          <w:i/>
+          <w:iCs/>
+        </w:rPr>
+        <w:t>gea_C</w:t>
+      </w:r>
+      <w:proofErr w:type="gramStart"/>
+      <w:r>
+        <w:rPr>
+          <w:i/>
+          <w:iCs/>
+        </w:rPr>
+        <w:t>3.R</w:t>
+      </w:r>
+      <w:proofErr w:type="gramEnd"/>
+    </w:p>
+    <w:p>
+      <w:pPr>
+        <w:pStyle w:val="ListParagraph"/>
+        <w:numPr>
+          <w:ilvl w:val="1"/>
+          <w:numId w:val="2"/>
+        </w:numPr>
+        <w:rPr>
+          <w:i/>
+          <w:iCs/>
+        </w:rPr>
+      </w:pPr>
+      <w:r>
+        <w:rPr>
+          <w:i/>
+          <w:iCs/>
+        </w:rPr>
+        <w:t>gea_C</w:t>
+      </w:r>
+      <w:proofErr w:type="gramStart"/>
+      <w:r>
+        <w:rPr>
+          <w:i/>
+          <w:iCs/>
+        </w:rPr>
+        <w:t>4.R</w:t>
+      </w:r>
+      <w:proofErr w:type="gramEnd"/>
+    </w:p>
+    <w:p>
+      <w:pPr>
+        <w:pStyle w:val="ListParagraph"/>
+        <w:numPr>
+          <w:ilvl w:val="1"/>
+          <w:numId w:val="2"/>
+        </w:numPr>
+        <w:rPr>
+          <w:i/>
+          <w:iCs/>
+        </w:rPr>
+      </w:pPr>
+      <w:r>
+        <w:rPr>
+          <w:i/>
+          <w:iCs/>
+        </w:rPr>
+        <w:t>gea_C</w:t>
+      </w:r>
+      <w:proofErr w:type="gramStart"/>
+      <w:r>
+        <w:rPr>
+          <w:i/>
+          <w:iCs/>
+        </w:rPr>
+        <w:t>5.R</w:t>
+      </w:r>
+      <w:proofErr w:type="gramEnd"/>
       <w:r>
         <w:rPr>
           <w:i/>
@@ -1991,6 +2181,7 @@
         </w:rPr>
         <w:t>gea_C</w:t>
       </w:r>
+      <w:proofErr w:type="gramStart"/>
       <w:r>
         <w:rPr>
           <w:i/>
@@ -2005,6 +2196,7 @@
         </w:rPr>
         <w:t>.R</w:t>
       </w:r>
+      <w:proofErr w:type="gramEnd"/>
     </w:p>
     <w:p>
       <w:pPr>
@@ -2025,6 +2217,7 @@
         </w:rPr>
         <w:t>gea_C</w:t>
       </w:r>
+      <w:proofErr w:type="gramStart"/>
       <w:r>
         <w:rPr>
           <w:i/>
@@ -2039,6 +2232,7 @@
         </w:rPr>
         <w:t>.R</w:t>
       </w:r>
+      <w:proofErr w:type="gramEnd"/>
     </w:p>
     <w:p>
       <w:pPr>
@@ -2059,6 +2253,7 @@
         </w:rPr>
         <w:t>gea_C</w:t>
       </w:r>
+      <w:proofErr w:type="gramStart"/>
       <w:r>
         <w:rPr>
           <w:i/>
@@ -2073,6 +2268,7 @@
         </w:rPr>
         <w:t>.R</w:t>
       </w:r>
+      <w:proofErr w:type="gramEnd"/>
     </w:p>
     <w:p>
       <w:pPr>
@@ -2093,6 +2289,7 @@
         </w:rPr>
         <w:t>gea_C</w:t>
       </w:r>
+      <w:proofErr w:type="gramStart"/>
       <w:r>
         <w:rPr>
           <w:i/>
@@ -2107,6 +2304,7 @@
         </w:rPr>
         <w:t>.R</w:t>
       </w:r>
+      <w:proofErr w:type="gramEnd"/>
     </w:p>
     <w:p>
       <w:pPr>
@@ -2222,6 +2420,7 @@
           <w:iCs/>
         </w:rPr>
       </w:pPr>
+      <w:proofErr w:type="spellStart"/>
       <w:r>
         <w:rPr>
           <w:i/>
@@ -2229,6 +2428,7 @@
         </w:rPr>
         <w:t>reformattingMapFileForClumping.R</w:t>
       </w:r>
+      <w:proofErr w:type="spellEnd"/>
     </w:p>
     <w:p>
       <w:pPr>
@@ -2250,30 +2450,55 @@
         <w:t xml:space="preserve">255_lfmmOutputFiles </w:t>
       </w:r>
       <w:r>
-        <w:t>– raw and processed files from the lfmm analysis</w:t>
-      </w:r>
-    </w:p>
-    <w:p>
-      <w:pPr>
-        <w:pStyle w:val="ListParagraph"/>
-        <w:numPr>
-          <w:ilvl w:val="1"/>
-          <w:numId w:val="2"/>
-        </w:numPr>
-        <w:rPr>
-          <w:i/>
-          <w:iCs/>
-        </w:rPr>
-      </w:pPr>
-      <w:r>
-        <w:rPr>
-          <w:i/>
-          <w:iCs/>
-        </w:rPr>
-        <w:t>256_pval_pos_gea_sepclim.R</w:t>
-      </w:r>
-      <w:r>
-        <w:t xml:space="preserve"> --- Analysis of gea data output</w:t>
+        <w:t xml:space="preserve">– raw and processed files from the </w:t>
+      </w:r>
+      <w:proofErr w:type="spellStart"/>
+      <w:r>
+        <w:t>lfmm</w:t>
+      </w:r>
+      <w:proofErr w:type="spellEnd"/>
+      <w:r>
+        <w:t xml:space="preserve"> analysis</w:t>
+      </w:r>
+    </w:p>
+    <w:p>
+      <w:pPr>
+        <w:pStyle w:val="ListParagraph"/>
+        <w:numPr>
+          <w:ilvl w:val="1"/>
+          <w:numId w:val="2"/>
+        </w:numPr>
+        <w:rPr>
+          <w:i/>
+          <w:iCs/>
+        </w:rPr>
+      </w:pPr>
+      <w:r>
+        <w:rPr>
+          <w:i/>
+          <w:iCs/>
+        </w:rPr>
+        <w:t>256_pval_pos_gea_</w:t>
+      </w:r>
+      <w:proofErr w:type="gramStart"/>
+      <w:r>
+        <w:rPr>
+          <w:i/>
+          <w:iCs/>
+        </w:rPr>
+        <w:t>sepclim.R</w:t>
+      </w:r>
+      <w:proofErr w:type="gramEnd"/>
+      <w:r>
+        <w:t xml:space="preserve"> --- Analysis of </w:t>
+      </w:r>
+      <w:proofErr w:type="spellStart"/>
+      <w:r>
+        <w:t>gea</w:t>
+      </w:r>
+      <w:proofErr w:type="spellEnd"/>
+      <w:r>
+        <w:t xml:space="preserve"> data output</w:t>
       </w:r>
     </w:p>
     <w:p>
@@ -2403,8 +2628,17 @@
           <w:i/>
           <w:iCs/>
         </w:rPr>
-        <w:t>splitR_postPerl_2.R</w:t>
-      </w:r>
+        <w:t>splitR_postPerl_</w:t>
+      </w:r>
+      <w:proofErr w:type="gramStart"/>
+      <w:r>
+        <w:rPr>
+          <w:i/>
+          <w:iCs/>
+        </w:rPr>
+        <w:t>2.R</w:t>
+      </w:r>
+      <w:proofErr w:type="gramEnd"/>
     </w:p>
     <w:p>
       <w:pPr>
@@ -2444,8 +2678,17 @@
           <w:i/>
           <w:iCs/>
         </w:rPr>
-        <w:t>splitR_postPerl_alb.R</w:t>
-      </w:r>
+        <w:t>splitR_postPerl_</w:t>
+      </w:r>
+      <w:proofErr w:type="gramStart"/>
+      <w:r>
+        <w:rPr>
+          <w:i/>
+          <w:iCs/>
+        </w:rPr>
+        <w:t>alb.R</w:t>
+      </w:r>
+      <w:proofErr w:type="gramEnd"/>
     </w:p>
     <w:p>
       <w:pPr>
@@ -2485,8 +2728,17 @@
           <w:i/>
           <w:iCs/>
         </w:rPr>
-        <w:t>splitR_postPerl_lob.R</w:t>
-      </w:r>
+        <w:t>splitR_postPerl_</w:t>
+      </w:r>
+      <w:proofErr w:type="gramStart"/>
+      <w:r>
+        <w:rPr>
+          <w:i/>
+          <w:iCs/>
+        </w:rPr>
+        <w:t>lob.R</w:t>
+      </w:r>
+      <w:proofErr w:type="gramEnd"/>
     </w:p>
     <w:p>
       <w:pPr>
@@ -2526,8 +2778,17 @@
           <w:i/>
           <w:iCs/>
         </w:rPr>
-        <w:t>splitR_postPerl_lyr.R</w:t>
-      </w:r>
+        <w:t>splitR_postPerl_</w:t>
+      </w:r>
+      <w:proofErr w:type="gramStart"/>
+      <w:r>
+        <w:rPr>
+          <w:i/>
+          <w:iCs/>
+        </w:rPr>
+        <w:t>lyr.R</w:t>
+      </w:r>
+      <w:proofErr w:type="gramEnd"/>
     </w:p>
     <w:p>
       <w:pPr>
@@ -2567,8 +2828,17 @@
           <w:i/>
           <w:iCs/>
         </w:rPr>
-        <w:t>splitR_postPerl_ste.R</w:t>
-      </w:r>
+        <w:t>splitR_postPerl_</w:t>
+      </w:r>
+      <w:proofErr w:type="gramStart"/>
+      <w:r>
+        <w:rPr>
+          <w:i/>
+          <w:iCs/>
+        </w:rPr>
+        <w:t>ste.R</w:t>
+      </w:r>
+      <w:proofErr w:type="gramEnd"/>
     </w:p>
     <w:p>
       <w:pPr>
@@ -2599,6 +2869,7 @@
           <w:highlight w:val="yellow"/>
         </w:rPr>
       </w:pPr>
+      <w:proofErr w:type="spellStart"/>
       <w:r>
         <w:rPr>
           <w:i/>
@@ -2607,6 +2878,7 @@
         </w:rPr>
         <w:t>PaintingTD</w:t>
       </w:r>
+      <w:proofErr w:type="spellEnd"/>
     </w:p>
     <w:p>
       <w:pPr>
@@ -2621,14 +2893,34 @@
           <w:highlight w:val="yellow"/>
         </w:rPr>
       </w:pPr>
+      <w:proofErr w:type="spellStart"/>
       <w:r>
         <w:rPr>
           <w:i/>
           <w:iCs/>
           <w:highlight w:val="yellow"/>
         </w:rPr>
-        <w:t>Distributionof SNPswindows</w:t>
-      </w:r>
+        <w:t>Distributionof</w:t>
+      </w:r>
+      <w:proofErr w:type="spellEnd"/>
+      <w:r>
+        <w:rPr>
+          <w:i/>
+          <w:iCs/>
+          <w:highlight w:val="yellow"/>
+        </w:rPr>
+        <w:t xml:space="preserve"> </w:t>
+      </w:r>
+      <w:proofErr w:type="spellStart"/>
+      <w:r>
+        <w:rPr>
+          <w:i/>
+          <w:iCs/>
+          <w:highlight w:val="yellow"/>
+        </w:rPr>
+        <w:t>SNPswindows</w:t>
+      </w:r>
+      <w:proofErr w:type="spellEnd"/>
     </w:p>
     <w:p>
       <w:pPr>
@@ -2653,13 +2945,26 @@
           <w:ilvl w:val="1"/>
           <w:numId w:val="2"/>
         </w:numPr>
-      </w:pPr>
-    </w:p>
-    <w:p>
-      <w:pPr>
-        <w:pStyle w:val="ListParagraph"/>
-        <w:numPr>
-          <w:ilvl w:val="0"/>
+        <w:rPr>
+          <w:i/>
+          <w:iCs/>
+          <w:highlight w:val="yellow"/>
+        </w:rPr>
+      </w:pPr>
+      <w:r>
+        <w:rPr>
+          <w:i/>
+          <w:iCs/>
+          <w:highlight w:val="yellow"/>
+        </w:rPr>
+        <w:t>281_SCRIPT FOR RUNNING SWEEPFINDER2</w:t>
+      </w:r>
+    </w:p>
+    <w:p>
+      <w:pPr>
+        <w:pStyle w:val="ListParagraph"/>
+        <w:numPr>
+          <w:ilvl w:val="1"/>
           <w:numId w:val="2"/>
         </w:numPr>
       </w:pPr>
@@ -2668,6 +2973,44 @@
           <w:b/>
           <w:bCs/>
         </w:rPr>
+        <w:t>285_SF2_Output</w:t>
+      </w:r>
+    </w:p>
+    <w:p>
+      <w:pPr>
+        <w:pStyle w:val="ListParagraph"/>
+        <w:numPr>
+          <w:ilvl w:val="1"/>
+          <w:numId w:val="2"/>
+        </w:numPr>
+        <w:rPr>
+          <w:i/>
+          <w:iCs/>
+          <w:highlight w:val="yellow"/>
+        </w:rPr>
+      </w:pPr>
+      <w:r>
+        <w:rPr>
+          <w:i/>
+          <w:iCs/>
+          <w:highlight w:val="yellow"/>
+        </w:rPr>
+        <w:t>286_SCRIPT FOR VISUALIXING OUTPUT OF SWEEPFINDER2</w:t>
+      </w:r>
+    </w:p>
+    <w:p>
+      <w:pPr>
+        <w:pStyle w:val="ListParagraph"/>
+        <w:numPr>
+          <w:ilvl w:val="0"/>
+          <w:numId w:val="2"/>
+        </w:numPr>
+      </w:pPr>
+      <w:r>
+        <w:rPr>
+          <w:b/>
+          <w:bCs/>
+        </w:rPr>
         <w:t>10_ComboAnalyis</w:t>
       </w:r>
     </w:p>
@@ -2679,6 +3022,278 @@
           <w:numId w:val="2"/>
         </w:numPr>
         <w:ind w:left="990"/>
+      </w:pPr>
+      <w:r>
+        <w:rPr>
+          <w:i/>
+          <w:iCs/>
+        </w:rPr>
+        <w:t>AssociationofAdaptationandIntrogression_100_</w:t>
+      </w:r>
+      <w:proofErr w:type="gramStart"/>
+      <w:r>
+        <w:rPr>
+          <w:i/>
+          <w:iCs/>
+        </w:rPr>
+        <w:t>limitoverlap.R</w:t>
+      </w:r>
+      <w:proofErr w:type="gramEnd"/>
+    </w:p>
+    <w:p>
+      <w:pPr>
+        <w:pStyle w:val="ListParagraph"/>
+        <w:numPr>
+          <w:ilvl w:val="1"/>
+          <w:numId w:val="2"/>
+        </w:numPr>
+        <w:ind w:left="990"/>
+      </w:pPr>
+      <w:r>
+        <w:rPr>
+          <w:i/>
+          <w:iCs/>
+        </w:rPr>
+        <w:t>AssociationofAdaptationandIntrogression_2000_</w:t>
+      </w:r>
+      <w:proofErr w:type="gramStart"/>
+      <w:r>
+        <w:rPr>
+          <w:i/>
+          <w:iCs/>
+        </w:rPr>
+        <w:t>limitoverlap.R</w:t>
+      </w:r>
+      <w:proofErr w:type="gramEnd"/>
+    </w:p>
+    <w:p>
+      <w:pPr>
+        <w:pStyle w:val="ListParagraph"/>
+        <w:numPr>
+          <w:ilvl w:val="1"/>
+          <w:numId w:val="2"/>
+        </w:numPr>
+        <w:ind w:left="990"/>
+        <w:rPr>
+          <w:highlight w:val="yellow"/>
+        </w:rPr>
+      </w:pPr>
+      <w:proofErr w:type="spellStart"/>
+      <w:r>
+        <w:rPr>
+          <w:i/>
+          <w:iCs/>
+          <w:highlight w:val="yellow"/>
+        </w:rPr>
+        <w:t>AssociationofAdaptationand</w:t>
+      </w:r>
+      <w:proofErr w:type="spellEnd"/>
+      <w:r>
+        <w:rPr>
+          <w:i/>
+          <w:iCs/>
+          <w:highlight w:val="yellow"/>
+        </w:rPr>
+        <w:t xml:space="preserve"> </w:t>
+      </w:r>
+      <w:proofErr w:type="spellStart"/>
+      <w:r>
+        <w:rPr>
+          <w:i/>
+          <w:iCs/>
+          <w:highlight w:val="yellow"/>
+        </w:rPr>
+        <w:t>TajimaD.R</w:t>
+      </w:r>
+      <w:proofErr w:type="spellEnd"/>
+    </w:p>
+    <w:p>
+      <w:pPr>
+        <w:pStyle w:val="ListParagraph"/>
+        <w:numPr>
+          <w:ilvl w:val="1"/>
+          <w:numId w:val="2"/>
+        </w:numPr>
+        <w:ind w:left="990"/>
+      </w:pPr>
+      <w:proofErr w:type="spellStart"/>
+      <w:r>
+        <w:rPr>
+          <w:i/>
+          <w:iCs/>
+        </w:rPr>
+        <w:t>IntrogressionSTR.R</w:t>
+      </w:r>
+      <w:proofErr w:type="spellEnd"/>
+    </w:p>
+    <w:p>
+      <w:pPr>
+        <w:pStyle w:val="ListParagraph"/>
+        <w:numPr>
+          <w:ilvl w:val="1"/>
+          <w:numId w:val="2"/>
+        </w:numPr>
+        <w:ind w:left="990"/>
+      </w:pPr>
+      <w:r>
+        <w:rPr>
+          <w:i/>
+          <w:iCs/>
+        </w:rPr>
+        <w:lastRenderedPageBreak/>
+        <w:t>INVGEA.R</w:t>
+      </w:r>
+    </w:p>
+    <w:p>
+      <w:pPr>
+        <w:pStyle w:val="ListParagraph"/>
+        <w:numPr>
+          <w:ilvl w:val="1"/>
+          <w:numId w:val="2"/>
+        </w:numPr>
+        <w:ind w:left="990"/>
+      </w:pPr>
+      <w:proofErr w:type="spellStart"/>
+      <w:r>
+        <w:rPr>
+          <w:i/>
+          <w:iCs/>
+        </w:rPr>
+        <w:t>MasterScriptCombo.R</w:t>
+      </w:r>
+      <w:proofErr w:type="spellEnd"/>
+    </w:p>
+    <w:p>
+      <w:pPr>
+        <w:pStyle w:val="ListParagraph"/>
+        <w:numPr>
+          <w:ilvl w:val="1"/>
+          <w:numId w:val="2"/>
+        </w:numPr>
+        <w:ind w:left="990"/>
+      </w:pPr>
+      <w:proofErr w:type="spellStart"/>
+      <w:r>
+        <w:rPr>
+          <w:i/>
+          <w:iCs/>
+        </w:rPr>
+        <w:t>TestSlopeScript</w:t>
+      </w:r>
+      <w:proofErr w:type="spellEnd"/>
+    </w:p>
+    <w:p>
+      <w:pPr>
+        <w:pStyle w:val="ListParagraph"/>
+        <w:numPr>
+          <w:ilvl w:val="1"/>
+          <w:numId w:val="2"/>
+        </w:numPr>
+        <w:ind w:left="990"/>
+      </w:pPr>
+      <w:r>
+        <w:rPr>
+          <w:b/>
+          <w:bCs/>
+        </w:rPr>
+        <w:t>08_ITRG_GSTR</w:t>
+      </w:r>
+    </w:p>
+    <w:p>
+      <w:pPr>
+        <w:pStyle w:val="ListParagraph"/>
+        <w:numPr>
+          <w:ilvl w:val="2"/>
+          <w:numId w:val="2"/>
+        </w:numPr>
+      </w:pPr>
+      <w:r>
+        <w:rPr>
+          <w:i/>
+          <w:iCs/>
+        </w:rPr>
+        <w:t>Centromere_Introgression_2000</w:t>
+      </w:r>
+    </w:p>
+    <w:p>
+      <w:pPr>
+        <w:pStyle w:val="ListParagraph"/>
+        <w:numPr>
+          <w:ilvl w:val="2"/>
+          <w:numId w:val="2"/>
+        </w:numPr>
+      </w:pPr>
+      <w:r>
+        <w:rPr>
+          <w:i/>
+          <w:iCs/>
+        </w:rPr>
+        <w:t>Inversion_Introgression_2000</w:t>
+      </w:r>
+    </w:p>
+    <w:p>
+      <w:pPr>
+        <w:pStyle w:val="ListParagraph"/>
+        <w:numPr>
+          <w:ilvl w:val="1"/>
+          <w:numId w:val="2"/>
+        </w:numPr>
+        <w:ind w:left="990"/>
+      </w:pPr>
+      <w:r>
+        <w:rPr>
+          <w:b/>
+          <w:bCs/>
+        </w:rPr>
+        <w:t>10_GEA_ITRG_</w:t>
+      </w:r>
+      <w:r>
+        <w:rPr>
+          <w:b/>
+          <w:bCs/>
+        </w:rPr>
+        <w:t>Output</w:t>
+      </w:r>
+    </w:p>
+    <w:p>
+      <w:pPr>
+        <w:pStyle w:val="ListParagraph"/>
+        <w:numPr>
+          <w:ilvl w:val="2"/>
+          <w:numId w:val="2"/>
+        </w:numPr>
+      </w:pPr>
+      <w:r>
+        <w:rPr>
+          <w:i/>
+          <w:iCs/>
+        </w:rPr>
+        <w:t>gea_introgression_100.txt</w:t>
+      </w:r>
+    </w:p>
+    <w:p>
+      <w:pPr>
+        <w:pStyle w:val="ListParagraph"/>
+        <w:numPr>
+          <w:ilvl w:val="2"/>
+          <w:numId w:val="2"/>
+        </w:numPr>
+      </w:pPr>
+      <w:r>
+        <w:rPr>
+          <w:i/>
+          <w:iCs/>
+        </w:rPr>
+        <w:t>gea_introgression_2000.txt</w:t>
+      </w:r>
+    </w:p>
+    <w:p>
+      <w:pPr>
+        <w:pStyle w:val="ListParagraph"/>
+        <w:numPr>
+          <w:ilvl w:val="2"/>
+          <w:numId w:val="2"/>
+        </w:numPr>
       </w:pPr>
     </w:p>
     <w:p/>
